--- a/fuentes/CF02_Actividad didactica.docx
+++ b/fuentes/CF02_Actividad didactica.docx
@@ -13,7 +13,7 @@
     </w:p>
     <w:tbl>
       <w:tblPr>
-        <w:tblW w:w="10154" w:type="dxa"/>
+        <w:tblW w:w="10153" w:type="dxa"/>
         <w:tblInd w:w="-680" w:type="dxa"/>
         <w:tblBorders>
           <w:top w:val="single" w:color="F4B083" w:sz="4" w:space="0"/>
@@ -28,7 +28,7 @@
       </w:tblPr>
       <w:tblGrid>
         <w:gridCol w:w="1009"/>
-        <w:gridCol w:w="961"/>
+        <w:gridCol w:w="960"/>
         <w:gridCol w:w="5445"/>
         <w:gridCol w:w="172"/>
         <w:gridCol w:w="115"/>
@@ -47,8 +47,7 @@
         </w:trPr>
         <w:tc>
           <w:tcPr>
-            <w:cnfStyle w:val="001000000000" w:firstRow="0" w:lastRow="0" w:firstColumn="1" w:lastColumn="0" w:oddVBand="0" w:evenVBand="0" w:oddHBand="0" w:evenHBand="0" w:firstRowFirstColumn="0" w:firstRowLastColumn="0" w:lastRowFirstColumn="0" w:lastRowLastColumn="0"/>
-            <w:tcW w:w="10154" w:type="dxa"/>
+            <w:tcW w:w="10153" w:type="dxa"/>
             <w:gridSpan w:val="13"/>
             <w:tcMar/>
           </w:tcPr>
@@ -151,8 +150,7 @@
         </w:trPr>
         <w:tc>
           <w:tcPr>
-            <w:cnfStyle w:val="001000000000" w:firstRow="0" w:lastRow="0" w:firstColumn="1" w:lastColumn="0" w:oddVBand="0" w:evenVBand="0" w:oddHBand="0" w:evenHBand="0" w:firstRowFirstColumn="0" w:firstRowLastColumn="0" w:lastRowFirstColumn="0" w:lastRowLastColumn="0"/>
-            <w:tcW w:w="10154" w:type="dxa"/>
+            <w:tcW w:w="10153" w:type="dxa"/>
             <w:gridSpan w:val="13"/>
             <w:tcMar/>
           </w:tcPr>
@@ -341,8 +339,7 @@
       <w:tr>
         <w:tc>
           <w:tcPr>
-            <w:cnfStyle w:val="001000000000" w:firstRow="0" w:lastRow="0" w:firstColumn="1" w:lastColumn="0" w:oddVBand="0" w:evenVBand="0" w:oddHBand="0" w:evenHBand="0" w:firstRowFirstColumn="0" w:firstRowLastColumn="0" w:lastRowFirstColumn="0" w:lastRowLastColumn="0"/>
-            <w:tcW w:w="1970" w:type="dxa"/>
+            <w:tcW w:w="1969" w:type="dxa"/>
             <w:gridSpan w:val="2"/>
             <w:tcMar/>
           </w:tcPr>
@@ -380,7 +377,6 @@
         </w:tc>
         <w:tc>
           <w:tcPr>
-            <w:cnfStyle w:val="000000000000" w:firstRow="0" w:lastRow="0" w:firstColumn="0" w:lastColumn="0" w:oddVBand="0" w:evenVBand="0" w:oddHBand="0" w:evenHBand="0" w:firstRowFirstColumn="0" w:firstRowLastColumn="0" w:lastRowFirstColumn="0" w:lastRowLastColumn="0"/>
             <w:tcW w:w="8184" w:type="dxa"/>
             <w:gridSpan w:val="11"/>
             <w:tcMar/>
@@ -400,32 +396,60 @@
               <w:cnfStyle w:val="000000000000" w:firstRow="0" w:lastRow="0" w:firstColumn="0" w:lastColumn="0" w:oddVBand="0" w:evenVBand="0" w:oddHBand="0" w:evenHBand="0" w:firstRowFirstColumn="0" w:firstRowLastColumn="0" w:lastRowFirstColumn="0" w:lastRowLastColumn="0"/>
               <w:rPr>
                 <w:rFonts w:eastAsia="Calibri"/>
+                <w:i w:val="1"/>
+                <w:iCs w:val="1"/>
+                <w:color w:val="000000" w:themeColor="text1"/>
+                <w:shd w:val="clear" w:color="auto" w:fill="FFE599"/>
+              </w:rPr>
+            </w:pPr>
+            <w:r>
+              <w:rPr>
+                <w:rFonts w:eastAsia="Calibri"/>
+                <w:i w:val="1"/>
+                <w:iCs w:val="1"/>
+                <w:color w:val="000000" w:themeColor="text1" w:themeTint="FF" w:themeShade="FF"/>
+              </w:rPr>
+              <w:t>Esta actividad le permitirá determinar el grado de apropiación de los contenidos del componente formativo:</w:t>
+            </w:r>
+            <w:r>
+              <w:rPr>
+                <w:color w:val="000000" w:themeColor="text1" w:themeTint="FF" w:themeShade="FF"/>
+              </w:rPr>
+              <w:t xml:space="preserve"> </w:t>
+            </w:r>
+            <w:r>
+              <w:rPr>
+                <w:color w:val="000000" w:themeColor="text1" w:themeTint="FF" w:themeShade="FF"/>
+              </w:rPr>
+              <w:t>De la horma al patronaje del calzado</w:t>
+            </w:r>
+          </w:p>
+          <w:p>
+            <w:pPr>
+              <w:cnfStyle w:val="000000000000" w:firstRow="0" w:lastRow="0" w:firstColumn="0" w:lastColumn="0" w:oddVBand="0" w:evenVBand="0" w:oddHBand="0" w:evenHBand="0" w:firstRowFirstColumn="0" w:firstRowLastColumn="0" w:lastRowFirstColumn="0" w:lastRowLastColumn="0"/>
+              <w:rPr>
+                <w:rFonts w:eastAsia="Calibri"/>
                 <w:i/>
                 <w:color w:val="000000" w:themeColor="text1"/>
-                <w:shd w:val="clear" w:color="auto" w:fill="FFE599"/>
-              </w:rPr>
-            </w:pPr>
-            <w:r>
+              </w:rPr>
+            </w:pPr>
+          </w:p>
+          <w:p>
+            <w:pPr>
+              <w:cnfStyle w:val="000000000000" w:firstRow="0" w:lastRow="0" w:firstColumn="0" w:lastColumn="0" w:oddVBand="0" w:evenVBand="0" w:oddHBand="0" w:evenHBand="0" w:firstRowFirstColumn="0" w:firstRowLastColumn="0" w:lastRowFirstColumn="0" w:lastRowLastColumn="0"/>
               <w:rPr>
                 <w:rFonts w:eastAsia="Calibri"/>
                 <w:i/>
                 <w:color w:val="000000" w:themeColor="text1"/>
               </w:rPr>
-              <w:t>Esta actividad le permitirá determinar el grado de apropiación de los contenidos del componente formativo:</w:t>
-            </w:r>
-            <w:r>
-              <w:rPr>
-                <w:color w:val="000000" w:themeColor="text1"/>
-              </w:rPr>
-              <w:t xml:space="preserve"> </w:t>
-            </w:r>
-            <w:r>
-              <w:rPr>
-                <w:color w:val="auto"/>
-                <w:sz w:val="20"/>
-                <w:szCs w:val="20"/>
-              </w:rPr>
-              <w:t>Estructura y desarrollo del calzado</w:t>
+            </w:pPr>
+            <w:r>
+              <w:rPr>
+                <w:rFonts w:eastAsia="Calibri"/>
+                <w:i/>
+                <w:color w:val="000000" w:themeColor="text1"/>
+              </w:rPr>
+              <w:t>Antes de su realización, se recomienda la lectura del componente formativo mencionado. Es opcional (no es calificable), y puede realizarse todas las veces que se desee.</w:t>
             </w:r>
           </w:p>
           <w:p>
@@ -453,7 +477,7 @@
                 <w:i/>
                 <w:color w:val="000000" w:themeColor="text1"/>
               </w:rPr>
-              <w:t>Antes de su realización, se recomienda la lectura del componente formativo mencionado. Es opcional (no es calificable), y puede realizarse todas las veces que se desee.</w:t>
+              <w:t>Lea la pregunta de cada ítem y seleccione la respuesta correcta.</w:t>
             </w:r>
           </w:p>
           <w:p>
@@ -475,34 +499,6 @@
                 <w:color w:val="000000" w:themeColor="text1"/>
               </w:rPr>
             </w:pPr>
-            <w:r>
-              <w:rPr>
-                <w:rFonts w:eastAsia="Calibri"/>
-                <w:i/>
-                <w:color w:val="000000" w:themeColor="text1"/>
-              </w:rPr>
-              <w:t>Lea la pregunta de cada ítem y seleccione la respuesta correcta.</w:t>
-            </w:r>
-          </w:p>
-          <w:p>
-            <w:pPr>
-              <w:cnfStyle w:val="000000000000" w:firstRow="0" w:lastRow="0" w:firstColumn="0" w:lastColumn="0" w:oddVBand="0" w:evenVBand="0" w:oddHBand="0" w:evenHBand="0" w:firstRowFirstColumn="0" w:firstRowLastColumn="0" w:lastRowFirstColumn="0" w:lastRowLastColumn="0"/>
-              <w:rPr>
-                <w:rFonts w:eastAsia="Calibri"/>
-                <w:i/>
-                <w:color w:val="000000" w:themeColor="text1"/>
-              </w:rPr>
-            </w:pPr>
-          </w:p>
-          <w:p>
-            <w:pPr>
-              <w:cnfStyle w:val="000000000000" w:firstRow="0" w:lastRow="0" w:firstColumn="0" w:lastColumn="0" w:oddVBand="0" w:evenVBand="0" w:oddHBand="0" w:evenHBand="0" w:firstRowFirstColumn="0" w:firstRowLastColumn="0" w:lastRowFirstColumn="0" w:lastRowLastColumn="0"/>
-              <w:rPr>
-                <w:rFonts w:eastAsia="Calibri"/>
-                <w:i/>
-                <w:color w:val="000000" w:themeColor="text1"/>
-              </w:rPr>
-            </w:pPr>
           </w:p>
         </w:tc>
       </w:tr>
@@ -512,8 +508,7 @@
         </w:trPr>
         <w:tc>
           <w:tcPr>
-            <w:cnfStyle w:val="001000000000" w:firstRow="0" w:lastRow="0" w:firstColumn="1" w:lastColumn="0" w:oddVBand="0" w:evenVBand="0" w:oddHBand="0" w:evenHBand="0" w:firstRowFirstColumn="0" w:firstRowLastColumn="0" w:lastRowFirstColumn="0" w:lastRowLastColumn="0"/>
-            <w:tcW w:w="1970" w:type="dxa"/>
+            <w:tcW w:w="1969" w:type="dxa"/>
             <w:gridSpan w:val="2"/>
             <w:tcMar/>
           </w:tcPr>
@@ -535,7 +530,6 @@
         </w:tc>
         <w:tc>
           <w:tcPr>
-            <w:cnfStyle w:val="000000000000" w:firstRow="0" w:lastRow="0" w:firstColumn="0" w:lastColumn="0" w:oddVBand="0" w:evenVBand="0" w:oddHBand="0" w:evenHBand="0" w:firstRowFirstColumn="0" w:firstRowLastColumn="0" w:lastRowFirstColumn="0" w:lastRowLastColumn="0"/>
             <w:tcW w:w="8184" w:type="dxa"/>
             <w:gridSpan w:val="11"/>
             <w:shd w:val="clear" w:color="auto" w:fill="auto"/>
@@ -567,8 +561,7 @@
       <w:tr>
         <w:tc>
           <w:tcPr>
-            <w:cnfStyle w:val="001000000000" w:firstRow="0" w:lastRow="0" w:firstColumn="1" w:lastColumn="0" w:oddVBand="0" w:evenVBand="0" w:oddHBand="0" w:evenHBand="0" w:firstRowFirstColumn="0" w:firstRowLastColumn="0" w:lastRowFirstColumn="0" w:lastRowLastColumn="0"/>
-            <w:tcW w:w="1970" w:type="dxa"/>
+            <w:tcW w:w="1969" w:type="dxa"/>
             <w:gridSpan w:val="2"/>
             <w:shd w:val="clear" w:color="auto" w:fill="FBE5D5"/>
             <w:tcMar/>
@@ -591,7 +584,6 @@
         </w:tc>
         <w:tc>
           <w:tcPr>
-            <w:cnfStyle w:val="000000000000" w:firstRow="0" w:lastRow="0" w:firstColumn="0" w:lastColumn="0" w:oddVBand="0" w:evenVBand="0" w:oddHBand="0" w:evenHBand="0" w:firstRowFirstColumn="0" w:firstRowLastColumn="0" w:lastRowFirstColumn="0" w:lastRowLastColumn="0"/>
             <w:tcW w:w="8184" w:type="dxa"/>
             <w:gridSpan w:val="11"/>
             <w:tcMar/>
@@ -626,8 +618,7 @@
         </w:trPr>
         <w:tc>
           <w:tcPr>
-            <w:cnfStyle w:val="001000000000" w:firstRow="0" w:lastRow="0" w:firstColumn="1" w:lastColumn="0" w:oddVBand="0" w:evenVBand="0" w:oddHBand="0" w:evenHBand="0" w:firstRowFirstColumn="0" w:firstRowLastColumn="0" w:lastRowFirstColumn="0" w:lastRowLastColumn="0"/>
-            <w:tcW w:w="10154" w:type="dxa"/>
+            <w:tcW w:w="10153" w:type="dxa"/>
             <w:gridSpan w:val="13"/>
             <w:shd w:val="clear" w:color="auto" w:fill="FFE599"/>
             <w:tcMar/>
@@ -656,8 +647,7 @@
         </w:trPr>
         <w:tc>
           <w:tcPr>
-            <w:cnfStyle w:val="001000000000" w:firstRow="0" w:lastRow="0" w:firstColumn="1" w:lastColumn="0" w:oddVBand="0" w:evenVBand="0" w:oddHBand="0" w:evenHBand="0" w:firstRowFirstColumn="0" w:firstRowLastColumn="0" w:lastRowFirstColumn="0" w:lastRowLastColumn="0"/>
-            <w:tcW w:w="1970" w:type="dxa"/>
+            <w:tcW w:w="1969" w:type="dxa"/>
             <w:gridSpan w:val="2"/>
             <w:shd w:val="clear" w:color="auto" w:fill="FBE5D5"/>
             <w:tcMar/>
@@ -680,7 +670,6 @@
         </w:tc>
         <w:tc>
           <w:tcPr>
-            <w:cnfStyle w:val="000000000000" w:firstRow="0" w:lastRow="0" w:firstColumn="0" w:lastColumn="0" w:oddVBand="0" w:evenVBand="0" w:oddHBand="0" w:evenHBand="0" w:firstRowFirstColumn="0" w:firstRowLastColumn="0" w:lastRowFirstColumn="0" w:lastRowLastColumn="0"/>
             <w:tcW w:w="5732" w:type="dxa"/>
             <w:gridSpan w:val="3"/>
             <w:tcMar/>
@@ -709,7 +698,6 @@
         </w:tc>
         <w:tc>
           <w:tcPr>
-            <w:cnfStyle w:val="000000000000" w:firstRow="0" w:lastRow="0" w:firstColumn="0" w:lastColumn="0" w:oddVBand="0" w:evenVBand="0" w:oddHBand="0" w:evenHBand="0" w:firstRowFirstColumn="0" w:firstRowLastColumn="0" w:lastRowFirstColumn="0" w:lastRowLastColumn="0"/>
             <w:tcW w:w="2452" w:type="dxa"/>
             <w:gridSpan w:val="8"/>
             <w:tcMar/>
@@ -752,7 +740,6 @@
         </w:trPr>
         <w:tc>
           <w:tcPr>
-            <w:cnfStyle w:val="001000000000" w:firstRow="0" w:lastRow="0" w:firstColumn="1" w:lastColumn="0" w:oddVBand="0" w:evenVBand="0" w:oddHBand="0" w:evenHBand="0" w:firstRowFirstColumn="0" w:firstRowLastColumn="0" w:lastRowFirstColumn="0" w:lastRowLastColumn="0"/>
             <w:tcW w:w="1009" w:type="dxa"/>
             <w:tcMar/>
           </w:tcPr>
@@ -778,8 +765,7 @@
         </w:tc>
         <w:tc>
           <w:tcPr>
-            <w:cnfStyle w:val="000000000000" w:firstRow="0" w:lastRow="0" w:firstColumn="0" w:lastColumn="0" w:oddVBand="0" w:evenVBand="0" w:oddHBand="0" w:evenHBand="0" w:firstRowFirstColumn="0" w:firstRowLastColumn="0" w:lastRowFirstColumn="0" w:lastRowLastColumn="0"/>
-            <w:tcW w:w="6693" w:type="dxa"/>
+            <w:tcW w:w="6692" w:type="dxa"/>
             <w:gridSpan w:val="4"/>
             <w:shd w:val="clear" w:color="auto" w:fill="FFFFFF" w:themeFill="background1"/>
             <w:tcMar/>
@@ -805,7 +791,6 @@
         </w:tc>
         <w:tc>
           <w:tcPr>
-            <w:cnfStyle w:val="000000000000" w:firstRow="0" w:lastRow="0" w:firstColumn="0" w:lastColumn="0" w:oddVBand="0" w:evenVBand="0" w:oddHBand="0" w:evenHBand="0" w:firstRowFirstColumn="0" w:firstRowLastColumn="0" w:lastRowFirstColumn="0" w:lastRowLastColumn="0"/>
             <w:tcW w:w="2452" w:type="dxa"/>
             <w:gridSpan w:val="8"/>
             <w:shd w:val="clear" w:color="auto" w:fill="FFFFFF" w:themeFill="background1"/>
@@ -830,7 +815,6 @@
         </w:trPr>
         <w:tc>
           <w:tcPr>
-            <w:cnfStyle w:val="001000000000" w:firstRow="0" w:lastRow="0" w:firstColumn="1" w:lastColumn="0" w:oddVBand="0" w:evenVBand="0" w:oddHBand="0" w:evenHBand="0" w:firstRowFirstColumn="0" w:firstRowLastColumn="0" w:lastRowFirstColumn="0" w:lastRowLastColumn="0"/>
             <w:tcW w:w="1009" w:type="dxa"/>
             <w:shd w:val="clear" w:color="auto" w:fill="FBE5D5"/>
             <w:tcMar/>
@@ -857,8 +841,7 @@
         </w:tc>
         <w:tc>
           <w:tcPr>
-            <w:cnfStyle w:val="000000000000" w:firstRow="0" w:lastRow="0" w:firstColumn="0" w:lastColumn="0" w:oddVBand="0" w:evenVBand="0" w:oddHBand="0" w:evenHBand="0" w:firstRowFirstColumn="0" w:firstRowLastColumn="0" w:lastRowFirstColumn="0" w:lastRowLastColumn="0"/>
-            <w:tcW w:w="6693" w:type="dxa"/>
+            <w:tcW w:w="6692" w:type="dxa"/>
             <w:gridSpan w:val="4"/>
             <w:shd w:val="clear" w:color="auto" w:fill="FFFFFF" w:themeFill="background1"/>
             <w:tcMar/>
@@ -884,7 +867,6 @@
         </w:tc>
         <w:tc>
           <w:tcPr>
-            <w:cnfStyle w:val="000000000000" w:firstRow="0" w:lastRow="0" w:firstColumn="0" w:lastColumn="0" w:oddVBand="0" w:evenVBand="0" w:oddHBand="0" w:evenHBand="0" w:firstRowFirstColumn="0" w:firstRowLastColumn="0" w:lastRowFirstColumn="0" w:lastRowLastColumn="0"/>
             <w:tcW w:w="2452" w:type="dxa"/>
             <w:gridSpan w:val="8"/>
             <w:shd w:val="clear" w:color="auto" w:fill="FFFFFF" w:themeFill="background1"/>
@@ -918,7 +900,6 @@
         </w:trPr>
         <w:tc>
           <w:tcPr>
-            <w:cnfStyle w:val="001000000000" w:firstRow="0" w:lastRow="0" w:firstColumn="1" w:lastColumn="0" w:oddVBand="0" w:evenVBand="0" w:oddHBand="0" w:evenHBand="0" w:firstRowFirstColumn="0" w:firstRowLastColumn="0" w:lastRowFirstColumn="0" w:lastRowLastColumn="0"/>
             <w:tcW w:w="1009" w:type="dxa"/>
             <w:tcMar/>
           </w:tcPr>
@@ -944,8 +925,7 @@
         </w:tc>
         <w:tc>
           <w:tcPr>
-            <w:cnfStyle w:val="000000000000" w:firstRow="0" w:lastRow="0" w:firstColumn="0" w:lastColumn="0" w:oddVBand="0" w:evenVBand="0" w:oddHBand="0" w:evenHBand="0" w:firstRowFirstColumn="0" w:firstRowLastColumn="0" w:lastRowFirstColumn="0" w:lastRowLastColumn="0"/>
-            <w:tcW w:w="6693" w:type="dxa"/>
+            <w:tcW w:w="6692" w:type="dxa"/>
             <w:gridSpan w:val="4"/>
             <w:shd w:val="clear" w:color="auto" w:fill="FFFFFF" w:themeFill="background1"/>
             <w:tcMar/>
@@ -971,7 +951,6 @@
         </w:tc>
         <w:tc>
           <w:tcPr>
-            <w:cnfStyle w:val="000000000000" w:firstRow="0" w:lastRow="0" w:firstColumn="0" w:lastColumn="0" w:oddVBand="0" w:evenVBand="0" w:oddHBand="0" w:evenHBand="0" w:firstRowFirstColumn="0" w:firstRowLastColumn="0" w:lastRowFirstColumn="0" w:lastRowLastColumn="0"/>
             <w:tcW w:w="2452" w:type="dxa"/>
             <w:gridSpan w:val="8"/>
             <w:shd w:val="clear" w:color="auto" w:fill="FFFFFF" w:themeFill="background1"/>
@@ -996,7 +975,6 @@
         </w:trPr>
         <w:tc>
           <w:tcPr>
-            <w:cnfStyle w:val="001000000000" w:firstRow="0" w:lastRow="0" w:firstColumn="1" w:lastColumn="0" w:oddVBand="0" w:evenVBand="0" w:oddHBand="0" w:evenHBand="0" w:firstRowFirstColumn="0" w:firstRowLastColumn="0" w:lastRowFirstColumn="0" w:lastRowLastColumn="0"/>
             <w:tcW w:w="1009" w:type="dxa"/>
             <w:shd w:val="clear" w:color="auto" w:fill="FBE5D5"/>
             <w:tcMar/>
@@ -1023,8 +1001,7 @@
         </w:tc>
         <w:tc>
           <w:tcPr>
-            <w:cnfStyle w:val="000000000000" w:firstRow="0" w:lastRow="0" w:firstColumn="0" w:lastColumn="0" w:oddVBand="0" w:evenVBand="0" w:oddHBand="0" w:evenHBand="0" w:firstRowFirstColumn="0" w:firstRowLastColumn="0" w:lastRowFirstColumn="0" w:lastRowLastColumn="0"/>
-            <w:tcW w:w="6693" w:type="dxa"/>
+            <w:tcW w:w="6692" w:type="dxa"/>
             <w:gridSpan w:val="4"/>
             <w:shd w:val="clear" w:color="auto" w:fill="FFFFFF" w:themeFill="background1"/>
             <w:tcMar/>
@@ -1050,7 +1027,6 @@
         </w:tc>
         <w:tc>
           <w:tcPr>
-            <w:cnfStyle w:val="000000000000" w:firstRow="0" w:lastRow="0" w:firstColumn="0" w:lastColumn="0" w:oddVBand="0" w:evenVBand="0" w:oddHBand="0" w:evenHBand="0" w:firstRowFirstColumn="0" w:firstRowLastColumn="0" w:lastRowFirstColumn="0" w:lastRowLastColumn="0"/>
             <w:tcW w:w="2452" w:type="dxa"/>
             <w:gridSpan w:val="8"/>
             <w:shd w:val="clear" w:color="auto" w:fill="FFFFFF" w:themeFill="background1"/>
@@ -1076,8 +1052,7 @@
         </w:trPr>
         <w:tc>
           <w:tcPr>
-            <w:cnfStyle w:val="001000000000" w:firstRow="0" w:lastRow="0" w:firstColumn="1" w:lastColumn="0" w:oddVBand="0" w:evenVBand="0" w:oddHBand="0" w:evenHBand="0" w:firstRowFirstColumn="0" w:firstRowLastColumn="0" w:lastRowFirstColumn="0" w:lastRowLastColumn="0"/>
-            <w:tcW w:w="1970" w:type="dxa"/>
+            <w:tcW w:w="1969" w:type="dxa"/>
             <w:gridSpan w:val="2"/>
             <w:tcMar/>
           </w:tcPr>
@@ -1103,7 +1078,6 @@
         </w:tc>
         <w:tc>
           <w:tcPr>
-            <w:cnfStyle w:val="000000000000" w:firstRow="0" w:lastRow="0" w:firstColumn="0" w:lastColumn="0" w:oddVBand="0" w:evenVBand="0" w:oddHBand="0" w:evenHBand="0" w:firstRowFirstColumn="0" w:firstRowLastColumn="0" w:lastRowFirstColumn="0" w:lastRowLastColumn="0"/>
             <w:tcW w:w="8184" w:type="dxa"/>
             <w:gridSpan w:val="11"/>
             <w:shd w:val="clear" w:color="auto" w:fill="FFFFFF" w:themeFill="background1"/>
@@ -1137,8 +1111,7 @@
         </w:trPr>
         <w:tc>
           <w:tcPr>
-            <w:cnfStyle w:val="001000000000" w:firstRow="0" w:lastRow="0" w:firstColumn="1" w:lastColumn="0" w:oddVBand="0" w:evenVBand="0" w:oddHBand="0" w:evenHBand="0" w:firstRowFirstColumn="0" w:firstRowLastColumn="0" w:lastRowFirstColumn="0" w:lastRowLastColumn="0"/>
-            <w:tcW w:w="1970" w:type="dxa"/>
+            <w:tcW w:w="1969" w:type="dxa"/>
             <w:gridSpan w:val="2"/>
             <w:shd w:val="clear" w:color="auto" w:fill="FBE5D5"/>
             <w:tcMar/>
@@ -1165,7 +1138,6 @@
         </w:tc>
         <w:tc>
           <w:tcPr>
-            <w:cnfStyle w:val="000000000000" w:firstRow="0" w:lastRow="0" w:firstColumn="0" w:lastColumn="0" w:oddVBand="0" w:evenVBand="0" w:oddHBand="0" w:evenHBand="0" w:firstRowFirstColumn="0" w:firstRowLastColumn="0" w:lastRowFirstColumn="0" w:lastRowLastColumn="0"/>
             <w:tcW w:w="8184" w:type="dxa"/>
             <w:gridSpan w:val="11"/>
             <w:shd w:val="clear" w:color="auto" w:fill="FFFFFF" w:themeFill="background1"/>
@@ -1200,8 +1172,7 @@
         </w:trPr>
         <w:tc>
           <w:tcPr>
-            <w:cnfStyle w:val="001000000000" w:firstRow="0" w:lastRow="0" w:firstColumn="1" w:lastColumn="0" w:oddVBand="0" w:evenVBand="0" w:oddHBand="0" w:evenHBand="0" w:firstRowFirstColumn="0" w:firstRowLastColumn="0" w:lastRowFirstColumn="0" w:lastRowLastColumn="0"/>
-            <w:tcW w:w="1970" w:type="dxa"/>
+            <w:tcW w:w="1969" w:type="dxa"/>
             <w:gridSpan w:val="2"/>
             <w:tcMar/>
           </w:tcPr>
@@ -1223,7 +1194,6 @@
         </w:tc>
         <w:tc>
           <w:tcPr>
-            <w:cnfStyle w:val="000000000000" w:firstRow="0" w:lastRow="0" w:firstColumn="0" w:lastColumn="0" w:oddVBand="0" w:evenVBand="0" w:oddHBand="0" w:evenHBand="0" w:firstRowFirstColumn="0" w:firstRowLastColumn="0" w:lastRowFirstColumn="0" w:lastRowLastColumn="0"/>
             <w:tcW w:w="5617" w:type="dxa"/>
             <w:gridSpan w:val="2"/>
             <w:tcBorders>
@@ -1253,7 +1223,6 @@
         </w:tc>
         <w:tc>
           <w:tcPr>
-            <w:cnfStyle w:val="000000000000" w:firstRow="0" w:lastRow="0" w:firstColumn="0" w:lastColumn="0" w:oddVBand="0" w:evenVBand="0" w:oddHBand="0" w:evenHBand="0" w:firstRowFirstColumn="0" w:firstRowLastColumn="0" w:lastRowFirstColumn="0" w:lastRowLastColumn="0"/>
             <w:tcW w:w="2567" w:type="dxa"/>
             <w:gridSpan w:val="9"/>
             <w:tcBorders>
@@ -1279,7 +1248,6 @@
         </w:trPr>
         <w:tc>
           <w:tcPr>
-            <w:cnfStyle w:val="001000000000" w:firstRow="0" w:lastRow="0" w:firstColumn="1" w:lastColumn="0" w:oddVBand="0" w:evenVBand="0" w:oddHBand="0" w:evenHBand="0" w:firstRowFirstColumn="0" w:firstRowLastColumn="0" w:lastRowFirstColumn="0" w:lastRowLastColumn="0"/>
             <w:tcW w:w="1009" w:type="dxa"/>
             <w:shd w:val="clear" w:color="auto" w:fill="FBE5D5"/>
             <w:tcMar/>
@@ -1306,8 +1274,7 @@
         </w:tc>
         <w:tc>
           <w:tcPr>
-            <w:cnfStyle w:val="000000000000" w:firstRow="0" w:lastRow="0" w:firstColumn="0" w:lastColumn="0" w:oddVBand="0" w:evenVBand="0" w:oddHBand="0" w:evenHBand="0" w:firstRowFirstColumn="0" w:firstRowLastColumn="0" w:lastRowFirstColumn="0" w:lastRowLastColumn="0"/>
-            <w:tcW w:w="6693" w:type="dxa"/>
+            <w:tcW w:w="6692" w:type="dxa"/>
             <w:gridSpan w:val="4"/>
             <w:tcBorders>
               <w:right w:val="single" w:color="auto" w:sz="4" w:space="0"/>
@@ -1335,7 +1302,6 @@
         </w:tc>
         <w:tc>
           <w:tcPr>
-            <w:cnfStyle w:val="000000000000" w:firstRow="0" w:lastRow="0" w:firstColumn="0" w:lastColumn="0" w:oddVBand="0" w:evenVBand="0" w:oddHBand="0" w:evenHBand="0" w:firstRowFirstColumn="0" w:firstRowLastColumn="0" w:lastRowFirstColumn="0" w:lastRowLastColumn="0"/>
             <w:tcW w:w="2452" w:type="dxa"/>
             <w:gridSpan w:val="8"/>
             <w:tcBorders>
@@ -1363,7 +1329,6 @@
         </w:trPr>
         <w:tc>
           <w:tcPr>
-            <w:cnfStyle w:val="001000000000" w:firstRow="0" w:lastRow="0" w:firstColumn="1" w:lastColumn="0" w:oddVBand="0" w:evenVBand="0" w:oddHBand="0" w:evenHBand="0" w:firstRowFirstColumn="0" w:firstRowLastColumn="0" w:lastRowFirstColumn="0" w:lastRowLastColumn="0"/>
             <w:tcW w:w="1009" w:type="dxa"/>
             <w:tcMar/>
           </w:tcPr>
@@ -1389,8 +1354,7 @@
         </w:tc>
         <w:tc>
           <w:tcPr>
-            <w:cnfStyle w:val="000000000000" w:firstRow="0" w:lastRow="0" w:firstColumn="0" w:lastColumn="0" w:oddVBand="0" w:evenVBand="0" w:oddHBand="0" w:evenHBand="0" w:firstRowFirstColumn="0" w:firstRowLastColumn="0" w:lastRowFirstColumn="0" w:lastRowLastColumn="0"/>
-            <w:tcW w:w="6693" w:type="dxa"/>
+            <w:tcW w:w="6692" w:type="dxa"/>
             <w:gridSpan w:val="4"/>
             <w:shd w:val="clear" w:color="auto" w:fill="auto"/>
             <w:tcMar/>
@@ -1416,7 +1380,6 @@
         </w:tc>
         <w:tc>
           <w:tcPr>
-            <w:cnfStyle w:val="000000000000" w:firstRow="0" w:lastRow="0" w:firstColumn="0" w:lastColumn="0" w:oddVBand="0" w:evenVBand="0" w:oddHBand="0" w:evenHBand="0" w:firstRowFirstColumn="0" w:firstRowLastColumn="0" w:lastRowFirstColumn="0" w:lastRowLastColumn="0"/>
             <w:tcW w:w="2452" w:type="dxa"/>
             <w:gridSpan w:val="8"/>
             <w:shd w:val="clear" w:color="auto" w:fill="auto"/>
@@ -1441,7 +1404,6 @@
         </w:trPr>
         <w:tc>
           <w:tcPr>
-            <w:cnfStyle w:val="001000000000" w:firstRow="0" w:lastRow="0" w:firstColumn="1" w:lastColumn="0" w:oddVBand="0" w:evenVBand="0" w:oddHBand="0" w:evenHBand="0" w:firstRowFirstColumn="0" w:firstRowLastColumn="0" w:lastRowFirstColumn="0" w:lastRowLastColumn="0"/>
             <w:tcW w:w="1009" w:type="dxa"/>
             <w:shd w:val="clear" w:color="auto" w:fill="FBE5D5"/>
             <w:tcMar/>
@@ -1468,8 +1430,7 @@
         </w:tc>
         <w:tc>
           <w:tcPr>
-            <w:cnfStyle w:val="000000000000" w:firstRow="0" w:lastRow="0" w:firstColumn="0" w:lastColumn="0" w:oddVBand="0" w:evenVBand="0" w:oddHBand="0" w:evenHBand="0" w:firstRowFirstColumn="0" w:firstRowLastColumn="0" w:lastRowFirstColumn="0" w:lastRowLastColumn="0"/>
-            <w:tcW w:w="6693" w:type="dxa"/>
+            <w:tcW w:w="6692" w:type="dxa"/>
             <w:gridSpan w:val="4"/>
             <w:tcMar/>
           </w:tcPr>
@@ -1494,7 +1455,6 @@
         </w:tc>
         <w:tc>
           <w:tcPr>
-            <w:cnfStyle w:val="000000000000" w:firstRow="0" w:lastRow="0" w:firstColumn="0" w:lastColumn="0" w:oddVBand="0" w:evenVBand="0" w:oddHBand="0" w:evenHBand="0" w:firstRowFirstColumn="0" w:firstRowLastColumn="0" w:lastRowFirstColumn="0" w:lastRowLastColumn="0"/>
             <w:tcW w:w="2452" w:type="dxa"/>
             <w:gridSpan w:val="8"/>
             <w:tcMar/>
@@ -1527,7 +1487,6 @@
         </w:trPr>
         <w:tc>
           <w:tcPr>
-            <w:cnfStyle w:val="001000000000" w:firstRow="0" w:lastRow="0" w:firstColumn="1" w:lastColumn="0" w:oddVBand="0" w:evenVBand="0" w:oddHBand="0" w:evenHBand="0" w:firstRowFirstColumn="0" w:firstRowLastColumn="0" w:lastRowFirstColumn="0" w:lastRowLastColumn="0"/>
             <w:tcW w:w="1009" w:type="dxa"/>
             <w:tcMar/>
           </w:tcPr>
@@ -1553,8 +1512,7 @@
         </w:tc>
         <w:tc>
           <w:tcPr>
-            <w:cnfStyle w:val="000000000000" w:firstRow="0" w:lastRow="0" w:firstColumn="0" w:lastColumn="0" w:oddVBand="0" w:evenVBand="0" w:oddHBand="0" w:evenHBand="0" w:firstRowFirstColumn="0" w:firstRowLastColumn="0" w:lastRowFirstColumn="0" w:lastRowLastColumn="0"/>
-            <w:tcW w:w="6693" w:type="dxa"/>
+            <w:tcW w:w="6692" w:type="dxa"/>
             <w:gridSpan w:val="4"/>
             <w:shd w:val="clear" w:color="auto" w:fill="auto"/>
             <w:tcMar/>
@@ -1580,7 +1538,6 @@
         </w:tc>
         <w:tc>
           <w:tcPr>
-            <w:cnfStyle w:val="000000000000" w:firstRow="0" w:lastRow="0" w:firstColumn="0" w:lastColumn="0" w:oddVBand="0" w:evenVBand="0" w:oddHBand="0" w:evenHBand="0" w:firstRowFirstColumn="0" w:firstRowLastColumn="0" w:lastRowFirstColumn="0" w:lastRowLastColumn="0"/>
             <w:tcW w:w="2452" w:type="dxa"/>
             <w:gridSpan w:val="8"/>
             <w:shd w:val="clear" w:color="auto" w:fill="auto"/>
@@ -1605,8 +1562,7 @@
         </w:trPr>
         <w:tc>
           <w:tcPr>
-            <w:cnfStyle w:val="001000000000" w:firstRow="0" w:lastRow="0" w:firstColumn="1" w:lastColumn="0" w:oddVBand="0" w:evenVBand="0" w:oddHBand="0" w:evenHBand="0" w:firstRowFirstColumn="0" w:firstRowLastColumn="0" w:lastRowFirstColumn="0" w:lastRowLastColumn="0"/>
-            <w:tcW w:w="1970" w:type="dxa"/>
+            <w:tcW w:w="1969" w:type="dxa"/>
             <w:gridSpan w:val="2"/>
             <w:shd w:val="clear" w:color="auto" w:fill="FBE5D5"/>
             <w:tcMar/>
@@ -1633,7 +1589,6 @@
         </w:tc>
         <w:tc>
           <w:tcPr>
-            <w:cnfStyle w:val="000000000000" w:firstRow="0" w:lastRow="0" w:firstColumn="0" w:lastColumn="0" w:oddVBand="0" w:evenVBand="0" w:oddHBand="0" w:evenHBand="0" w:firstRowFirstColumn="0" w:firstRowLastColumn="0" w:lastRowFirstColumn="0" w:lastRowLastColumn="0"/>
             <w:tcW w:w="8184" w:type="dxa"/>
             <w:gridSpan w:val="11"/>
             <w:shd w:val="clear" w:color="auto" w:fill="FFFFFF" w:themeFill="background1"/>
@@ -1668,8 +1623,7 @@
         </w:trPr>
         <w:tc>
           <w:tcPr>
-            <w:cnfStyle w:val="001000000000" w:firstRow="0" w:lastRow="0" w:firstColumn="1" w:lastColumn="0" w:oddVBand="0" w:evenVBand="0" w:oddHBand="0" w:evenHBand="0" w:firstRowFirstColumn="0" w:firstRowLastColumn="0" w:lastRowFirstColumn="0" w:lastRowLastColumn="0"/>
-            <w:tcW w:w="1970" w:type="dxa"/>
+            <w:tcW w:w="1969" w:type="dxa"/>
             <w:gridSpan w:val="2"/>
             <w:tcMar/>
           </w:tcPr>
@@ -1695,7 +1649,6 @@
         </w:tc>
         <w:tc>
           <w:tcPr>
-            <w:cnfStyle w:val="000000000000" w:firstRow="0" w:lastRow="0" w:firstColumn="0" w:lastColumn="0" w:oddVBand="0" w:evenVBand="0" w:oddHBand="0" w:evenHBand="0" w:firstRowFirstColumn="0" w:firstRowLastColumn="0" w:lastRowFirstColumn="0" w:lastRowLastColumn="0"/>
             <w:tcW w:w="8184" w:type="dxa"/>
             <w:gridSpan w:val="11"/>
             <w:shd w:val="clear" w:color="auto" w:fill="FFFFFF" w:themeFill="background1"/>
@@ -1729,8 +1682,7 @@
         </w:trPr>
         <w:tc>
           <w:tcPr>
-            <w:cnfStyle w:val="001000000000" w:firstRow="0" w:lastRow="0" w:firstColumn="1" w:lastColumn="0" w:oddVBand="0" w:evenVBand="0" w:oddHBand="0" w:evenHBand="0" w:firstRowFirstColumn="0" w:firstRowLastColumn="0" w:lastRowFirstColumn="0" w:lastRowLastColumn="0"/>
-            <w:tcW w:w="1970" w:type="dxa"/>
+            <w:tcW w:w="1969" w:type="dxa"/>
             <w:gridSpan w:val="2"/>
             <w:shd w:val="clear" w:color="auto" w:fill="FBE5D5"/>
             <w:tcMar/>
@@ -1753,7 +1705,6 @@
         </w:tc>
         <w:tc>
           <w:tcPr>
-            <w:cnfStyle w:val="000000000000" w:firstRow="0" w:lastRow="0" w:firstColumn="0" w:lastColumn="0" w:oddVBand="0" w:evenVBand="0" w:oddHBand="0" w:evenHBand="0" w:firstRowFirstColumn="0" w:firstRowLastColumn="0" w:lastRowFirstColumn="0" w:lastRowLastColumn="0"/>
             <w:tcW w:w="5617" w:type="dxa"/>
             <w:gridSpan w:val="2"/>
             <w:tcBorders>
@@ -1783,7 +1734,6 @@
         </w:tc>
         <w:tc>
           <w:tcPr>
-            <w:cnfStyle w:val="000000000000" w:firstRow="0" w:lastRow="0" w:firstColumn="0" w:lastColumn="0" w:oddVBand="0" w:evenVBand="0" w:oddHBand="0" w:evenHBand="0" w:firstRowFirstColumn="0" w:firstRowLastColumn="0" w:lastRowFirstColumn="0" w:lastRowLastColumn="0"/>
             <w:tcW w:w="2567" w:type="dxa"/>
             <w:gridSpan w:val="9"/>
             <w:tcBorders>
@@ -1810,7 +1760,6 @@
         </w:trPr>
         <w:tc>
           <w:tcPr>
-            <w:cnfStyle w:val="001000000000" w:firstRow="0" w:lastRow="0" w:firstColumn="1" w:lastColumn="0" w:oddVBand="0" w:evenVBand="0" w:oddHBand="0" w:evenHBand="0" w:firstRowFirstColumn="0" w:firstRowLastColumn="0" w:lastRowFirstColumn="0" w:lastRowLastColumn="0"/>
             <w:tcW w:w="1009" w:type="dxa"/>
             <w:tcMar/>
           </w:tcPr>
@@ -1836,8 +1785,7 @@
         </w:tc>
         <w:tc>
           <w:tcPr>
-            <w:cnfStyle w:val="000000000000" w:firstRow="0" w:lastRow="0" w:firstColumn="0" w:lastColumn="0" w:oddVBand="0" w:evenVBand="0" w:oddHBand="0" w:evenHBand="0" w:firstRowFirstColumn="0" w:firstRowLastColumn="0" w:lastRowFirstColumn="0" w:lastRowLastColumn="0"/>
-            <w:tcW w:w="6693" w:type="dxa"/>
+            <w:tcW w:w="6692" w:type="dxa"/>
             <w:gridSpan w:val="4"/>
             <w:tcBorders>
               <w:right w:val="single" w:color="auto" w:sz="4" w:space="0"/>
@@ -1866,7 +1814,6 @@
         </w:tc>
         <w:tc>
           <w:tcPr>
-            <w:cnfStyle w:val="000000000000" w:firstRow="0" w:lastRow="0" w:firstColumn="0" w:lastColumn="0" w:oddVBand="0" w:evenVBand="0" w:oddHBand="0" w:evenHBand="0" w:firstRowFirstColumn="0" w:firstRowLastColumn="0" w:lastRowFirstColumn="0" w:lastRowLastColumn="0"/>
             <w:tcW w:w="2452" w:type="dxa"/>
             <w:gridSpan w:val="8"/>
             <w:tcBorders>
@@ -1894,7 +1841,6 @@
         </w:trPr>
         <w:tc>
           <w:tcPr>
-            <w:cnfStyle w:val="001000000000" w:firstRow="0" w:lastRow="0" w:firstColumn="1" w:lastColumn="0" w:oddVBand="0" w:evenVBand="0" w:oddHBand="0" w:evenHBand="0" w:firstRowFirstColumn="0" w:firstRowLastColumn="0" w:lastRowFirstColumn="0" w:lastRowLastColumn="0"/>
             <w:tcW w:w="1009" w:type="dxa"/>
             <w:shd w:val="clear" w:color="auto" w:fill="FBE5D5"/>
             <w:tcMar/>
@@ -1921,8 +1867,7 @@
         </w:tc>
         <w:tc>
           <w:tcPr>
-            <w:cnfStyle w:val="000000000000" w:firstRow="0" w:lastRow="0" w:firstColumn="0" w:lastColumn="0" w:oddVBand="0" w:evenVBand="0" w:oddHBand="0" w:evenHBand="0" w:firstRowFirstColumn="0" w:firstRowLastColumn="0" w:lastRowFirstColumn="0" w:lastRowLastColumn="0"/>
-            <w:tcW w:w="6693" w:type="dxa"/>
+            <w:tcW w:w="6692" w:type="dxa"/>
             <w:gridSpan w:val="4"/>
             <w:shd w:val="clear" w:color="auto" w:fill="auto"/>
             <w:tcMar/>
@@ -1948,7 +1893,6 @@
         </w:tc>
         <w:tc>
           <w:tcPr>
-            <w:cnfStyle w:val="000000000000" w:firstRow="0" w:lastRow="0" w:firstColumn="0" w:lastColumn="0" w:oddVBand="0" w:evenVBand="0" w:oddHBand="0" w:evenHBand="0" w:firstRowFirstColumn="0" w:firstRowLastColumn="0" w:lastRowFirstColumn="0" w:lastRowLastColumn="0"/>
             <w:tcW w:w="2452" w:type="dxa"/>
             <w:gridSpan w:val="8"/>
             <w:shd w:val="clear" w:color="auto" w:fill="auto"/>
@@ -1982,7 +1926,6 @@
         </w:trPr>
         <w:tc>
           <w:tcPr>
-            <w:cnfStyle w:val="001000000000" w:firstRow="0" w:lastRow="0" w:firstColumn="1" w:lastColumn="0" w:oddVBand="0" w:evenVBand="0" w:oddHBand="0" w:evenHBand="0" w:firstRowFirstColumn="0" w:firstRowLastColumn="0" w:lastRowFirstColumn="0" w:lastRowLastColumn="0"/>
             <w:tcW w:w="1009" w:type="dxa"/>
             <w:tcMar/>
           </w:tcPr>
@@ -2008,8 +1951,7 @@
         </w:tc>
         <w:tc>
           <w:tcPr>
-            <w:cnfStyle w:val="000000000000" w:firstRow="0" w:lastRow="0" w:firstColumn="0" w:lastColumn="0" w:oddVBand="0" w:evenVBand="0" w:oddHBand="0" w:evenHBand="0" w:firstRowFirstColumn="0" w:firstRowLastColumn="0" w:lastRowFirstColumn="0" w:lastRowLastColumn="0"/>
-            <w:tcW w:w="6693" w:type="dxa"/>
+            <w:tcW w:w="6692" w:type="dxa"/>
             <w:gridSpan w:val="4"/>
             <w:shd w:val="clear" w:color="auto" w:fill="auto"/>
             <w:tcMar/>
@@ -2035,7 +1977,6 @@
         </w:tc>
         <w:tc>
           <w:tcPr>
-            <w:cnfStyle w:val="000000000000" w:firstRow="0" w:lastRow="0" w:firstColumn="0" w:lastColumn="0" w:oddVBand="0" w:evenVBand="0" w:oddHBand="0" w:evenHBand="0" w:firstRowFirstColumn="0" w:firstRowLastColumn="0" w:lastRowFirstColumn="0" w:lastRowLastColumn="0"/>
             <w:tcW w:w="2452" w:type="dxa"/>
             <w:gridSpan w:val="8"/>
             <w:shd w:val="clear" w:color="auto" w:fill="auto"/>
@@ -2060,7 +2001,6 @@
         </w:trPr>
         <w:tc>
           <w:tcPr>
-            <w:cnfStyle w:val="001000000000" w:firstRow="0" w:lastRow="0" w:firstColumn="1" w:lastColumn="0" w:oddVBand="0" w:evenVBand="0" w:oddHBand="0" w:evenHBand="0" w:firstRowFirstColumn="0" w:firstRowLastColumn="0" w:lastRowFirstColumn="0" w:lastRowLastColumn="0"/>
             <w:tcW w:w="1009" w:type="dxa"/>
             <w:shd w:val="clear" w:color="auto" w:fill="FBE5D5"/>
             <w:tcMar/>
@@ -2087,8 +2027,7 @@
         </w:tc>
         <w:tc>
           <w:tcPr>
-            <w:cnfStyle w:val="000000000000" w:firstRow="0" w:lastRow="0" w:firstColumn="0" w:lastColumn="0" w:oddVBand="0" w:evenVBand="0" w:oddHBand="0" w:evenHBand="0" w:firstRowFirstColumn="0" w:firstRowLastColumn="0" w:lastRowFirstColumn="0" w:lastRowLastColumn="0"/>
-            <w:tcW w:w="6693" w:type="dxa"/>
+            <w:tcW w:w="6692" w:type="dxa"/>
             <w:gridSpan w:val="4"/>
             <w:shd w:val="clear" w:color="auto" w:fill="auto"/>
             <w:tcMar/>
@@ -2114,7 +2053,6 @@
         </w:tc>
         <w:tc>
           <w:tcPr>
-            <w:cnfStyle w:val="000000000000" w:firstRow="0" w:lastRow="0" w:firstColumn="0" w:lastColumn="0" w:oddVBand="0" w:evenVBand="0" w:oddHBand="0" w:evenHBand="0" w:firstRowFirstColumn="0" w:firstRowLastColumn="0" w:lastRowFirstColumn="0" w:lastRowLastColumn="0"/>
             <w:tcW w:w="2452" w:type="dxa"/>
             <w:gridSpan w:val="8"/>
             <w:shd w:val="clear" w:color="auto" w:fill="auto"/>
@@ -2140,8 +2078,7 @@
         </w:trPr>
         <w:tc>
           <w:tcPr>
-            <w:cnfStyle w:val="001000000000" w:firstRow="0" w:lastRow="0" w:firstColumn="1" w:lastColumn="0" w:oddVBand="0" w:evenVBand="0" w:oddHBand="0" w:evenHBand="0" w:firstRowFirstColumn="0" w:firstRowLastColumn="0" w:lastRowFirstColumn="0" w:lastRowLastColumn="0"/>
-            <w:tcW w:w="1970" w:type="dxa"/>
+            <w:tcW w:w="1969" w:type="dxa"/>
             <w:gridSpan w:val="2"/>
             <w:tcMar/>
           </w:tcPr>
@@ -2167,7 +2104,6 @@
         </w:tc>
         <w:tc>
           <w:tcPr>
-            <w:cnfStyle w:val="000000000000" w:firstRow="0" w:lastRow="0" w:firstColumn="0" w:lastColumn="0" w:oddVBand="0" w:evenVBand="0" w:oddHBand="0" w:evenHBand="0" w:firstRowFirstColumn="0" w:firstRowLastColumn="0" w:lastRowFirstColumn="0" w:lastRowLastColumn="0"/>
             <w:tcW w:w="8184" w:type="dxa"/>
             <w:gridSpan w:val="11"/>
             <w:shd w:val="clear" w:color="auto" w:fill="FFFFFF" w:themeFill="background1"/>
@@ -2201,8 +2137,7 @@
         </w:trPr>
         <w:tc>
           <w:tcPr>
-            <w:cnfStyle w:val="001000000000" w:firstRow="0" w:lastRow="0" w:firstColumn="1" w:lastColumn="0" w:oddVBand="0" w:evenVBand="0" w:oddHBand="0" w:evenHBand="0" w:firstRowFirstColumn="0" w:firstRowLastColumn="0" w:lastRowFirstColumn="0" w:lastRowLastColumn="0"/>
-            <w:tcW w:w="1970" w:type="dxa"/>
+            <w:tcW w:w="1969" w:type="dxa"/>
             <w:gridSpan w:val="2"/>
             <w:shd w:val="clear" w:color="auto" w:fill="FBE5D5"/>
             <w:tcMar/>
@@ -2229,7 +2164,6 @@
         </w:tc>
         <w:tc>
           <w:tcPr>
-            <w:cnfStyle w:val="000000000000" w:firstRow="0" w:lastRow="0" w:firstColumn="0" w:lastColumn="0" w:oddVBand="0" w:evenVBand="0" w:oddHBand="0" w:evenHBand="0" w:firstRowFirstColumn="0" w:firstRowLastColumn="0" w:lastRowFirstColumn="0" w:lastRowLastColumn="0"/>
             <w:tcW w:w="8184" w:type="dxa"/>
             <w:gridSpan w:val="11"/>
             <w:shd w:val="clear" w:color="auto" w:fill="FFFFFF" w:themeFill="background1"/>
@@ -2264,8 +2198,7 @@
         </w:trPr>
         <w:tc>
           <w:tcPr>
-            <w:cnfStyle w:val="001000000000" w:firstRow="0" w:lastRow="0" w:firstColumn="1" w:lastColumn="0" w:oddVBand="0" w:evenVBand="0" w:oddHBand="0" w:evenHBand="0" w:firstRowFirstColumn="0" w:firstRowLastColumn="0" w:lastRowFirstColumn="0" w:lastRowLastColumn="0"/>
-            <w:tcW w:w="1970" w:type="dxa"/>
+            <w:tcW w:w="1969" w:type="dxa"/>
             <w:gridSpan w:val="2"/>
             <w:tcMar/>
           </w:tcPr>
@@ -2287,7 +2220,6 @@
         </w:tc>
         <w:tc>
           <w:tcPr>
-            <w:cnfStyle w:val="000000000000" w:firstRow="0" w:lastRow="0" w:firstColumn="0" w:lastColumn="0" w:oddVBand="0" w:evenVBand="0" w:oddHBand="0" w:evenHBand="0" w:firstRowFirstColumn="0" w:firstRowLastColumn="0" w:lastRowFirstColumn="0" w:lastRowLastColumn="0"/>
             <w:tcW w:w="5617" w:type="dxa"/>
             <w:gridSpan w:val="2"/>
             <w:tcBorders>
@@ -2317,7 +2249,6 @@
         </w:tc>
         <w:tc>
           <w:tcPr>
-            <w:cnfStyle w:val="000000000000" w:firstRow="0" w:lastRow="0" w:firstColumn="0" w:lastColumn="0" w:oddVBand="0" w:evenVBand="0" w:oddHBand="0" w:evenHBand="0" w:firstRowFirstColumn="0" w:firstRowLastColumn="0" w:lastRowFirstColumn="0" w:lastRowLastColumn="0"/>
             <w:tcW w:w="2567" w:type="dxa"/>
             <w:gridSpan w:val="9"/>
             <w:tcBorders>
@@ -2343,7 +2274,6 @@
         </w:trPr>
         <w:tc>
           <w:tcPr>
-            <w:cnfStyle w:val="001000000000" w:firstRow="0" w:lastRow="0" w:firstColumn="1" w:lastColumn="0" w:oddVBand="0" w:evenVBand="0" w:oddHBand="0" w:evenHBand="0" w:firstRowFirstColumn="0" w:firstRowLastColumn="0" w:lastRowFirstColumn="0" w:lastRowLastColumn="0"/>
             <w:tcW w:w="1009" w:type="dxa"/>
             <w:shd w:val="clear" w:color="auto" w:fill="FBE5D5"/>
             <w:tcMar/>
@@ -2370,8 +2300,7 @@
         </w:tc>
         <w:tc>
           <w:tcPr>
-            <w:cnfStyle w:val="000000000000" w:firstRow="0" w:lastRow="0" w:firstColumn="0" w:lastColumn="0" w:oddVBand="0" w:evenVBand="0" w:oddHBand="0" w:evenHBand="0" w:firstRowFirstColumn="0" w:firstRowLastColumn="0" w:lastRowFirstColumn="0" w:lastRowLastColumn="0"/>
-            <w:tcW w:w="6693" w:type="dxa"/>
+            <w:tcW w:w="6692" w:type="dxa"/>
             <w:gridSpan w:val="4"/>
             <w:tcBorders>
               <w:right w:val="single" w:color="auto" w:sz="4" w:space="0"/>
@@ -2400,7 +2329,6 @@
         </w:tc>
         <w:tc>
           <w:tcPr>
-            <w:cnfStyle w:val="000000000000" w:firstRow="0" w:lastRow="0" w:firstColumn="0" w:lastColumn="0" w:oddVBand="0" w:evenVBand="0" w:oddHBand="0" w:evenHBand="0" w:firstRowFirstColumn="0" w:firstRowLastColumn="0" w:lastRowFirstColumn="0" w:lastRowLastColumn="0"/>
             <w:tcW w:w="2452" w:type="dxa"/>
             <w:gridSpan w:val="8"/>
             <w:tcBorders>
@@ -2429,7 +2357,6 @@
         </w:trPr>
         <w:tc>
           <w:tcPr>
-            <w:cnfStyle w:val="001000000000" w:firstRow="0" w:lastRow="0" w:firstColumn="1" w:lastColumn="0" w:oddVBand="0" w:evenVBand="0" w:oddHBand="0" w:evenHBand="0" w:firstRowFirstColumn="0" w:firstRowLastColumn="0" w:lastRowFirstColumn="0" w:lastRowLastColumn="0"/>
             <w:tcW w:w="1009" w:type="dxa"/>
             <w:tcMar/>
           </w:tcPr>
@@ -2455,8 +2382,7 @@
         </w:tc>
         <w:tc>
           <w:tcPr>
-            <w:cnfStyle w:val="000000000000" w:firstRow="0" w:lastRow="0" w:firstColumn="0" w:lastColumn="0" w:oddVBand="0" w:evenVBand="0" w:oddHBand="0" w:evenHBand="0" w:firstRowFirstColumn="0" w:firstRowLastColumn="0" w:lastRowFirstColumn="0" w:lastRowLastColumn="0"/>
-            <w:tcW w:w="6693" w:type="dxa"/>
+            <w:tcW w:w="6692" w:type="dxa"/>
             <w:gridSpan w:val="4"/>
             <w:shd w:val="clear" w:color="auto" w:fill="FFFFFF" w:themeFill="background1"/>
             <w:tcMar/>
@@ -2482,7 +2408,6 @@
         </w:tc>
         <w:tc>
           <w:tcPr>
-            <w:cnfStyle w:val="000000000000" w:firstRow="0" w:lastRow="0" w:firstColumn="0" w:lastColumn="0" w:oddVBand="0" w:evenVBand="0" w:oddHBand="0" w:evenHBand="0" w:firstRowFirstColumn="0" w:firstRowLastColumn="0" w:lastRowFirstColumn="0" w:lastRowLastColumn="0"/>
             <w:tcW w:w="2452" w:type="dxa"/>
             <w:gridSpan w:val="8"/>
             <w:shd w:val="clear" w:color="auto" w:fill="FFFFFF" w:themeFill="background1"/>
@@ -2507,7 +2432,6 @@
         </w:trPr>
         <w:tc>
           <w:tcPr>
-            <w:cnfStyle w:val="001000000000" w:firstRow="0" w:lastRow="0" w:firstColumn="1" w:lastColumn="0" w:oddVBand="0" w:evenVBand="0" w:oddHBand="0" w:evenHBand="0" w:firstRowFirstColumn="0" w:firstRowLastColumn="0" w:lastRowFirstColumn="0" w:lastRowLastColumn="0"/>
             <w:tcW w:w="1009" w:type="dxa"/>
             <w:shd w:val="clear" w:color="auto" w:fill="FBE5D5"/>
             <w:tcMar/>
@@ -2534,8 +2458,7 @@
         </w:tc>
         <w:tc>
           <w:tcPr>
-            <w:cnfStyle w:val="000000000000" w:firstRow="0" w:lastRow="0" w:firstColumn="0" w:lastColumn="0" w:oddVBand="0" w:evenVBand="0" w:oddHBand="0" w:evenHBand="0" w:firstRowFirstColumn="0" w:firstRowLastColumn="0" w:lastRowFirstColumn="0" w:lastRowLastColumn="0"/>
-            <w:tcW w:w="6693" w:type="dxa"/>
+            <w:tcW w:w="6692" w:type="dxa"/>
             <w:gridSpan w:val="4"/>
             <w:shd w:val="clear" w:color="auto" w:fill="FFFFFF" w:themeFill="background1"/>
             <w:tcMar/>
@@ -2561,7 +2484,6 @@
         </w:tc>
         <w:tc>
           <w:tcPr>
-            <w:cnfStyle w:val="000000000000" w:firstRow="0" w:lastRow="0" w:firstColumn="0" w:lastColumn="0" w:oddVBand="0" w:evenVBand="0" w:oddHBand="0" w:evenHBand="0" w:firstRowFirstColumn="0" w:firstRowLastColumn="0" w:lastRowFirstColumn="0" w:lastRowLastColumn="0"/>
             <w:tcW w:w="2452" w:type="dxa"/>
             <w:gridSpan w:val="8"/>
             <w:shd w:val="clear" w:color="auto" w:fill="FFFFFF" w:themeFill="background1"/>
@@ -2595,7 +2517,6 @@
         </w:trPr>
         <w:tc>
           <w:tcPr>
-            <w:cnfStyle w:val="001000000000" w:firstRow="0" w:lastRow="0" w:firstColumn="1" w:lastColumn="0" w:oddVBand="0" w:evenVBand="0" w:oddHBand="0" w:evenHBand="0" w:firstRowFirstColumn="0" w:firstRowLastColumn="0" w:lastRowFirstColumn="0" w:lastRowLastColumn="0"/>
             <w:tcW w:w="1009" w:type="dxa"/>
             <w:tcMar/>
           </w:tcPr>
@@ -2621,8 +2542,7 @@
         </w:tc>
         <w:tc>
           <w:tcPr>
-            <w:cnfStyle w:val="000000000000" w:firstRow="0" w:lastRow="0" w:firstColumn="0" w:lastColumn="0" w:oddVBand="0" w:evenVBand="0" w:oddHBand="0" w:evenHBand="0" w:firstRowFirstColumn="0" w:firstRowLastColumn="0" w:lastRowFirstColumn="0" w:lastRowLastColumn="0"/>
-            <w:tcW w:w="6693" w:type="dxa"/>
+            <w:tcW w:w="6692" w:type="dxa"/>
             <w:gridSpan w:val="4"/>
             <w:shd w:val="clear" w:color="auto" w:fill="FFFFFF" w:themeFill="background1"/>
             <w:tcMar/>
@@ -2648,7 +2568,6 @@
         </w:tc>
         <w:tc>
           <w:tcPr>
-            <w:cnfStyle w:val="000000000000" w:firstRow="0" w:lastRow="0" w:firstColumn="0" w:lastColumn="0" w:oddVBand="0" w:evenVBand="0" w:oddHBand="0" w:evenHBand="0" w:firstRowFirstColumn="0" w:firstRowLastColumn="0" w:lastRowFirstColumn="0" w:lastRowLastColumn="0"/>
             <w:tcW w:w="2452" w:type="dxa"/>
             <w:gridSpan w:val="8"/>
             <w:shd w:val="clear" w:color="auto" w:fill="FFFFFF" w:themeFill="background1"/>
@@ -2673,8 +2592,7 @@
         </w:trPr>
         <w:tc>
           <w:tcPr>
-            <w:cnfStyle w:val="001000000000" w:firstRow="0" w:lastRow="0" w:firstColumn="1" w:lastColumn="0" w:oddVBand="0" w:evenVBand="0" w:oddHBand="0" w:evenHBand="0" w:firstRowFirstColumn="0" w:firstRowLastColumn="0" w:lastRowFirstColumn="0" w:lastRowLastColumn="0"/>
-            <w:tcW w:w="1970" w:type="dxa"/>
+            <w:tcW w:w="1969" w:type="dxa"/>
             <w:gridSpan w:val="2"/>
             <w:shd w:val="clear" w:color="auto" w:fill="FBE5D5"/>
             <w:tcMar/>
@@ -2701,7 +2619,6 @@
         </w:tc>
         <w:tc>
           <w:tcPr>
-            <w:cnfStyle w:val="000000000000" w:firstRow="0" w:lastRow="0" w:firstColumn="0" w:lastColumn="0" w:oddVBand="0" w:evenVBand="0" w:oddHBand="0" w:evenHBand="0" w:firstRowFirstColumn="0" w:firstRowLastColumn="0" w:lastRowFirstColumn="0" w:lastRowLastColumn="0"/>
             <w:tcW w:w="8184" w:type="dxa"/>
             <w:gridSpan w:val="11"/>
             <w:shd w:val="clear" w:color="auto" w:fill="FFFFFF" w:themeFill="background1"/>
@@ -2736,8 +2653,7 @@
         </w:trPr>
         <w:tc>
           <w:tcPr>
-            <w:cnfStyle w:val="001000000000" w:firstRow="0" w:lastRow="0" w:firstColumn="1" w:lastColumn="0" w:oddVBand="0" w:evenVBand="0" w:oddHBand="0" w:evenHBand="0" w:firstRowFirstColumn="0" w:firstRowLastColumn="0" w:lastRowFirstColumn="0" w:lastRowLastColumn="0"/>
-            <w:tcW w:w="1970" w:type="dxa"/>
+            <w:tcW w:w="1969" w:type="dxa"/>
             <w:gridSpan w:val="2"/>
             <w:tcMar/>
           </w:tcPr>
@@ -2763,7 +2679,6 @@
         </w:tc>
         <w:tc>
           <w:tcPr>
-            <w:cnfStyle w:val="000000000000" w:firstRow="0" w:lastRow="0" w:firstColumn="0" w:lastColumn="0" w:oddVBand="0" w:evenVBand="0" w:oddHBand="0" w:evenHBand="0" w:firstRowFirstColumn="0" w:firstRowLastColumn="0" w:lastRowFirstColumn="0" w:lastRowLastColumn="0"/>
             <w:tcW w:w="8184" w:type="dxa"/>
             <w:gridSpan w:val="11"/>
             <w:shd w:val="clear" w:color="auto" w:fill="FFFFFF" w:themeFill="background1"/>
@@ -2797,8 +2712,7 @@
         </w:trPr>
         <w:tc>
           <w:tcPr>
-            <w:cnfStyle w:val="001000000000" w:firstRow="0" w:lastRow="0" w:firstColumn="1" w:lastColumn="0" w:oddVBand="0" w:evenVBand="0" w:oddHBand="0" w:evenHBand="0" w:firstRowFirstColumn="0" w:firstRowLastColumn="0" w:lastRowFirstColumn="0" w:lastRowLastColumn="0"/>
-            <w:tcW w:w="1970" w:type="dxa"/>
+            <w:tcW w:w="1969" w:type="dxa"/>
             <w:gridSpan w:val="2"/>
             <w:shd w:val="clear" w:color="auto" w:fill="FBE5D5"/>
             <w:tcMar/>
@@ -2821,7 +2735,6 @@
         </w:tc>
         <w:tc>
           <w:tcPr>
-            <w:cnfStyle w:val="000000000000" w:firstRow="0" w:lastRow="0" w:firstColumn="0" w:lastColumn="0" w:oddVBand="0" w:evenVBand="0" w:oddHBand="0" w:evenHBand="0" w:firstRowFirstColumn="0" w:firstRowLastColumn="0" w:lastRowFirstColumn="0" w:lastRowLastColumn="0"/>
             <w:tcW w:w="5617" w:type="dxa"/>
             <w:gridSpan w:val="2"/>
             <w:tcBorders>
@@ -2851,7 +2764,6 @@
         </w:tc>
         <w:tc>
           <w:tcPr>
-            <w:cnfStyle w:val="000000000000" w:firstRow="0" w:lastRow="0" w:firstColumn="0" w:lastColumn="0" w:oddVBand="0" w:evenVBand="0" w:oddHBand="0" w:evenHBand="0" w:firstRowFirstColumn="0" w:firstRowLastColumn="0" w:lastRowFirstColumn="0" w:lastRowLastColumn="0"/>
             <w:tcW w:w="2567" w:type="dxa"/>
             <w:gridSpan w:val="9"/>
             <w:tcBorders>
@@ -2878,7 +2790,6 @@
         </w:trPr>
         <w:tc>
           <w:tcPr>
-            <w:cnfStyle w:val="001000000000" w:firstRow="0" w:lastRow="0" w:firstColumn="1" w:lastColumn="0" w:oddVBand="0" w:evenVBand="0" w:oddHBand="0" w:evenHBand="0" w:firstRowFirstColumn="0" w:firstRowLastColumn="0" w:lastRowFirstColumn="0" w:lastRowLastColumn="0"/>
             <w:tcW w:w="1009" w:type="dxa"/>
             <w:tcMar/>
           </w:tcPr>
@@ -2904,8 +2815,7 @@
         </w:tc>
         <w:tc>
           <w:tcPr>
-            <w:cnfStyle w:val="000000000000" w:firstRow="0" w:lastRow="0" w:firstColumn="0" w:lastColumn="0" w:oddVBand="0" w:evenVBand="0" w:oddHBand="0" w:evenHBand="0" w:firstRowFirstColumn="0" w:firstRowLastColumn="0" w:lastRowFirstColumn="0" w:lastRowLastColumn="0"/>
-            <w:tcW w:w="6693" w:type="dxa"/>
+            <w:tcW w:w="6692" w:type="dxa"/>
             <w:gridSpan w:val="4"/>
             <w:tcBorders>
               <w:right w:val="single" w:color="auto" w:sz="4" w:space="0"/>
@@ -2934,7 +2844,6 @@
         </w:tc>
         <w:tc>
           <w:tcPr>
-            <w:cnfStyle w:val="000000000000" w:firstRow="0" w:lastRow="0" w:firstColumn="0" w:lastColumn="0" w:oddVBand="0" w:evenVBand="0" w:oddHBand="0" w:evenHBand="0" w:firstRowFirstColumn="0" w:firstRowLastColumn="0" w:lastRowFirstColumn="0" w:lastRowLastColumn="0"/>
             <w:tcW w:w="2452" w:type="dxa"/>
             <w:gridSpan w:val="8"/>
             <w:tcBorders>
@@ -2962,7 +2871,6 @@
         </w:trPr>
         <w:tc>
           <w:tcPr>
-            <w:cnfStyle w:val="001000000000" w:firstRow="0" w:lastRow="0" w:firstColumn="1" w:lastColumn="0" w:oddVBand="0" w:evenVBand="0" w:oddHBand="0" w:evenHBand="0" w:firstRowFirstColumn="0" w:firstRowLastColumn="0" w:lastRowFirstColumn="0" w:lastRowLastColumn="0"/>
             <w:tcW w:w="1009" w:type="dxa"/>
             <w:shd w:val="clear" w:color="auto" w:fill="FBE5D5"/>
             <w:tcMar/>
@@ -2989,8 +2897,7 @@
         </w:tc>
         <w:tc>
           <w:tcPr>
-            <w:cnfStyle w:val="000000000000" w:firstRow="0" w:lastRow="0" w:firstColumn="0" w:lastColumn="0" w:oddVBand="0" w:evenVBand="0" w:oddHBand="0" w:evenHBand="0" w:firstRowFirstColumn="0" w:firstRowLastColumn="0" w:lastRowFirstColumn="0" w:lastRowLastColumn="0"/>
-            <w:tcW w:w="6693" w:type="dxa"/>
+            <w:tcW w:w="6692" w:type="dxa"/>
             <w:gridSpan w:val="4"/>
             <w:shd w:val="clear" w:color="auto" w:fill="FFFFFF" w:themeFill="background1"/>
             <w:tcMar/>
@@ -3016,7 +2923,6 @@
         </w:tc>
         <w:tc>
           <w:tcPr>
-            <w:cnfStyle w:val="000000000000" w:firstRow="0" w:lastRow="0" w:firstColumn="0" w:lastColumn="0" w:oddVBand="0" w:evenVBand="0" w:oddHBand="0" w:evenHBand="0" w:firstRowFirstColumn="0" w:firstRowLastColumn="0" w:lastRowFirstColumn="0" w:lastRowLastColumn="0"/>
             <w:tcW w:w="2452" w:type="dxa"/>
             <w:gridSpan w:val="8"/>
             <w:shd w:val="clear" w:color="auto" w:fill="FFFFFF" w:themeFill="background1"/>
@@ -3050,7 +2956,6 @@
         </w:trPr>
         <w:tc>
           <w:tcPr>
-            <w:cnfStyle w:val="001000000000" w:firstRow="0" w:lastRow="0" w:firstColumn="1" w:lastColumn="0" w:oddVBand="0" w:evenVBand="0" w:oddHBand="0" w:evenHBand="0" w:firstRowFirstColumn="0" w:firstRowLastColumn="0" w:lastRowFirstColumn="0" w:lastRowLastColumn="0"/>
             <w:tcW w:w="1009" w:type="dxa"/>
             <w:tcMar/>
           </w:tcPr>
@@ -3076,8 +2981,7 @@
         </w:tc>
         <w:tc>
           <w:tcPr>
-            <w:cnfStyle w:val="000000000000" w:firstRow="0" w:lastRow="0" w:firstColumn="0" w:lastColumn="0" w:oddVBand="0" w:evenVBand="0" w:oddHBand="0" w:evenHBand="0" w:firstRowFirstColumn="0" w:firstRowLastColumn="0" w:lastRowFirstColumn="0" w:lastRowLastColumn="0"/>
-            <w:tcW w:w="6693" w:type="dxa"/>
+            <w:tcW w:w="6692" w:type="dxa"/>
             <w:gridSpan w:val="4"/>
             <w:shd w:val="clear" w:color="auto" w:fill="FFFFFF" w:themeFill="background1"/>
             <w:tcMar/>
@@ -3103,7 +3007,6 @@
         </w:tc>
         <w:tc>
           <w:tcPr>
-            <w:cnfStyle w:val="000000000000" w:firstRow="0" w:lastRow="0" w:firstColumn="0" w:lastColumn="0" w:oddVBand="0" w:evenVBand="0" w:oddHBand="0" w:evenHBand="0" w:firstRowFirstColumn="0" w:firstRowLastColumn="0" w:lastRowFirstColumn="0" w:lastRowLastColumn="0"/>
             <w:tcW w:w="2452" w:type="dxa"/>
             <w:gridSpan w:val="8"/>
             <w:shd w:val="clear" w:color="auto" w:fill="FFFFFF" w:themeFill="background1"/>
@@ -3128,7 +3031,6 @@
         </w:trPr>
         <w:tc>
           <w:tcPr>
-            <w:cnfStyle w:val="001000000000" w:firstRow="0" w:lastRow="0" w:firstColumn="1" w:lastColumn="0" w:oddVBand="0" w:evenVBand="0" w:oddHBand="0" w:evenHBand="0" w:firstRowFirstColumn="0" w:firstRowLastColumn="0" w:lastRowFirstColumn="0" w:lastRowLastColumn="0"/>
             <w:tcW w:w="1009" w:type="dxa"/>
             <w:shd w:val="clear" w:color="auto" w:fill="FBE5D5"/>
             <w:tcMar/>
@@ -3155,8 +3057,7 @@
         </w:tc>
         <w:tc>
           <w:tcPr>
-            <w:cnfStyle w:val="000000000000" w:firstRow="0" w:lastRow="0" w:firstColumn="0" w:lastColumn="0" w:oddVBand="0" w:evenVBand="0" w:oddHBand="0" w:evenHBand="0" w:firstRowFirstColumn="0" w:firstRowLastColumn="0" w:lastRowFirstColumn="0" w:lastRowLastColumn="0"/>
-            <w:tcW w:w="6693" w:type="dxa"/>
+            <w:tcW w:w="6692" w:type="dxa"/>
             <w:gridSpan w:val="4"/>
             <w:shd w:val="clear" w:color="auto" w:fill="FFFFFF" w:themeFill="background1"/>
             <w:tcMar/>
@@ -3182,7 +3083,6 @@
         </w:tc>
         <w:tc>
           <w:tcPr>
-            <w:cnfStyle w:val="000000000000" w:firstRow="0" w:lastRow="0" w:firstColumn="0" w:lastColumn="0" w:oddVBand="0" w:evenVBand="0" w:oddHBand="0" w:evenHBand="0" w:firstRowFirstColumn="0" w:firstRowLastColumn="0" w:lastRowFirstColumn="0" w:lastRowLastColumn="0"/>
             <w:tcW w:w="2452" w:type="dxa"/>
             <w:gridSpan w:val="8"/>
             <w:shd w:val="clear" w:color="auto" w:fill="FFFFFF" w:themeFill="background1"/>
@@ -3208,8 +3108,7 @@
         </w:trPr>
         <w:tc>
           <w:tcPr>
-            <w:cnfStyle w:val="001000000000" w:firstRow="0" w:lastRow="0" w:firstColumn="1" w:lastColumn="0" w:oddVBand="0" w:evenVBand="0" w:oddHBand="0" w:evenHBand="0" w:firstRowFirstColumn="0" w:firstRowLastColumn="0" w:lastRowFirstColumn="0" w:lastRowLastColumn="0"/>
-            <w:tcW w:w="1970" w:type="dxa"/>
+            <w:tcW w:w="1969" w:type="dxa"/>
             <w:gridSpan w:val="2"/>
             <w:tcMar/>
           </w:tcPr>
@@ -3235,7 +3134,6 @@
         </w:tc>
         <w:tc>
           <w:tcPr>
-            <w:cnfStyle w:val="000000000000" w:firstRow="0" w:lastRow="0" w:firstColumn="0" w:lastColumn="0" w:oddVBand="0" w:evenVBand="0" w:oddHBand="0" w:evenHBand="0" w:firstRowFirstColumn="0" w:firstRowLastColumn="0" w:lastRowFirstColumn="0" w:lastRowLastColumn="0"/>
             <w:tcW w:w="8184" w:type="dxa"/>
             <w:gridSpan w:val="11"/>
             <w:shd w:val="clear" w:color="auto" w:fill="FFFFFF" w:themeFill="background1"/>
@@ -3269,8 +3167,7 @@
         </w:trPr>
         <w:tc>
           <w:tcPr>
-            <w:cnfStyle w:val="001000000000" w:firstRow="0" w:lastRow="0" w:firstColumn="1" w:lastColumn="0" w:oddVBand="0" w:evenVBand="0" w:oddHBand="0" w:evenHBand="0" w:firstRowFirstColumn="0" w:firstRowLastColumn="0" w:lastRowFirstColumn="0" w:lastRowLastColumn="0"/>
-            <w:tcW w:w="1970" w:type="dxa"/>
+            <w:tcW w:w="1969" w:type="dxa"/>
             <w:gridSpan w:val="2"/>
             <w:shd w:val="clear" w:color="auto" w:fill="FBE5D5"/>
             <w:tcMar/>
@@ -3297,7 +3194,6 @@
         </w:tc>
         <w:tc>
           <w:tcPr>
-            <w:cnfStyle w:val="000000000000" w:firstRow="0" w:lastRow="0" w:firstColumn="0" w:lastColumn="0" w:oddVBand="0" w:evenVBand="0" w:oddHBand="0" w:evenHBand="0" w:firstRowFirstColumn="0" w:firstRowLastColumn="0" w:lastRowFirstColumn="0" w:lastRowLastColumn="0"/>
             <w:tcW w:w="5445" w:type="dxa"/>
             <w:tcBorders>
               <w:right w:val="single" w:color="auto" w:sz="4" w:space="0"/>
@@ -3328,7 +3224,6 @@
         </w:tc>
         <w:tc>
           <w:tcPr>
-            <w:cnfStyle w:val="000000000000" w:firstRow="0" w:lastRow="0" w:firstColumn="0" w:lastColumn="0" w:oddVBand="0" w:evenVBand="0" w:oddHBand="0" w:evenHBand="0" w:firstRowFirstColumn="0" w:firstRowLastColumn="0" w:lastRowFirstColumn="0" w:lastRowLastColumn="0"/>
             <w:tcW w:w="2739" w:type="dxa"/>
             <w:gridSpan w:val="10"/>
             <w:tcBorders>
@@ -3358,8 +3253,7 @@
         </w:trPr>
         <w:tc>
           <w:tcPr>
-            <w:cnfStyle w:val="001000000000" w:firstRow="0" w:lastRow="0" w:firstColumn="1" w:lastColumn="0" w:oddVBand="0" w:evenVBand="0" w:oddHBand="0" w:evenHBand="0" w:firstRowFirstColumn="0" w:firstRowLastColumn="0" w:lastRowFirstColumn="0" w:lastRowLastColumn="0"/>
-            <w:tcW w:w="1970" w:type="dxa"/>
+            <w:tcW w:w="1969" w:type="dxa"/>
             <w:gridSpan w:val="2"/>
             <w:tcMar/>
           </w:tcPr>
@@ -3381,7 +3275,6 @@
         </w:tc>
         <w:tc>
           <w:tcPr>
-            <w:cnfStyle w:val="000000000000" w:firstRow="0" w:lastRow="0" w:firstColumn="0" w:lastColumn="0" w:oddVBand="0" w:evenVBand="0" w:oddHBand="0" w:evenHBand="0" w:firstRowFirstColumn="0" w:firstRowLastColumn="0" w:lastRowFirstColumn="0" w:lastRowLastColumn="0"/>
             <w:tcW w:w="5732" w:type="dxa"/>
             <w:gridSpan w:val="3"/>
             <w:tcBorders>
@@ -3411,7 +3304,6 @@
         </w:tc>
         <w:tc>
           <w:tcPr>
-            <w:cnfStyle w:val="000000000000" w:firstRow="0" w:lastRow="0" w:firstColumn="0" w:lastColumn="0" w:oddVBand="0" w:evenVBand="0" w:oddHBand="0" w:evenHBand="0" w:firstRowFirstColumn="0" w:firstRowLastColumn="0" w:lastRowFirstColumn="0" w:lastRowLastColumn="0"/>
             <w:tcW w:w="2452" w:type="dxa"/>
             <w:gridSpan w:val="8"/>
             <w:tcBorders>
@@ -3437,7 +3329,6 @@
         </w:trPr>
         <w:tc>
           <w:tcPr>
-            <w:cnfStyle w:val="001000000000" w:firstRow="0" w:lastRow="0" w:firstColumn="1" w:lastColumn="0" w:oddVBand="0" w:evenVBand="0" w:oddHBand="0" w:evenHBand="0" w:firstRowFirstColumn="0" w:firstRowLastColumn="0" w:lastRowFirstColumn="0" w:lastRowLastColumn="0"/>
             <w:tcW w:w="1009" w:type="dxa"/>
             <w:shd w:val="clear" w:color="auto" w:fill="FBE5D5"/>
             <w:tcMar/>
@@ -3464,8 +3355,7 @@
         </w:tc>
         <w:tc>
           <w:tcPr>
-            <w:cnfStyle w:val="000000000000" w:firstRow="0" w:lastRow="0" w:firstColumn="0" w:lastColumn="0" w:oddVBand="0" w:evenVBand="0" w:oddHBand="0" w:evenHBand="0" w:firstRowFirstColumn="0" w:firstRowLastColumn="0" w:lastRowFirstColumn="0" w:lastRowLastColumn="0"/>
-            <w:tcW w:w="6693" w:type="dxa"/>
+            <w:tcW w:w="6692" w:type="dxa"/>
             <w:gridSpan w:val="4"/>
             <w:tcBorders>
               <w:right w:val="single" w:color="auto" w:sz="4" w:space="0"/>
@@ -3494,7 +3384,6 @@
         </w:tc>
         <w:tc>
           <w:tcPr>
-            <w:cnfStyle w:val="000000000000" w:firstRow="0" w:lastRow="0" w:firstColumn="0" w:lastColumn="0" w:oddVBand="0" w:evenVBand="0" w:oddHBand="0" w:evenHBand="0" w:firstRowFirstColumn="0" w:firstRowLastColumn="0" w:lastRowFirstColumn="0" w:lastRowLastColumn="0"/>
             <w:tcW w:w="2452" w:type="dxa"/>
             <w:gridSpan w:val="8"/>
             <w:tcBorders>
@@ -3523,7 +3412,6 @@
         </w:trPr>
         <w:tc>
           <w:tcPr>
-            <w:cnfStyle w:val="001000000000" w:firstRow="0" w:lastRow="0" w:firstColumn="1" w:lastColumn="0" w:oddVBand="0" w:evenVBand="0" w:oddHBand="0" w:evenHBand="0" w:firstRowFirstColumn="0" w:firstRowLastColumn="0" w:lastRowFirstColumn="0" w:lastRowLastColumn="0"/>
             <w:tcW w:w="1009" w:type="dxa"/>
             <w:tcMar/>
           </w:tcPr>
@@ -3549,8 +3437,7 @@
         </w:tc>
         <w:tc>
           <w:tcPr>
-            <w:cnfStyle w:val="000000000000" w:firstRow="0" w:lastRow="0" w:firstColumn="0" w:lastColumn="0" w:oddVBand="0" w:evenVBand="0" w:oddHBand="0" w:evenHBand="0" w:firstRowFirstColumn="0" w:firstRowLastColumn="0" w:lastRowFirstColumn="0" w:lastRowLastColumn="0"/>
-            <w:tcW w:w="6693" w:type="dxa"/>
+            <w:tcW w:w="6692" w:type="dxa"/>
             <w:gridSpan w:val="4"/>
             <w:shd w:val="clear" w:color="auto" w:fill="FFFFFF" w:themeFill="background1"/>
             <w:tcMar/>
@@ -3576,7 +3463,6 @@
         </w:tc>
         <w:tc>
           <w:tcPr>
-            <w:cnfStyle w:val="000000000000" w:firstRow="0" w:lastRow="0" w:firstColumn="0" w:lastColumn="0" w:oddVBand="0" w:evenVBand="0" w:oddHBand="0" w:evenHBand="0" w:firstRowFirstColumn="0" w:firstRowLastColumn="0" w:lastRowFirstColumn="0" w:lastRowLastColumn="0"/>
             <w:tcW w:w="2452" w:type="dxa"/>
             <w:gridSpan w:val="8"/>
             <w:shd w:val="clear" w:color="auto" w:fill="FFFFFF" w:themeFill="background1"/>
@@ -3601,7 +3487,6 @@
         </w:trPr>
         <w:tc>
           <w:tcPr>
-            <w:cnfStyle w:val="001000000000" w:firstRow="0" w:lastRow="0" w:firstColumn="1" w:lastColumn="0" w:oddVBand="0" w:evenVBand="0" w:oddHBand="0" w:evenHBand="0" w:firstRowFirstColumn="0" w:firstRowLastColumn="0" w:lastRowFirstColumn="0" w:lastRowLastColumn="0"/>
             <w:tcW w:w="1009" w:type="dxa"/>
             <w:shd w:val="clear" w:color="auto" w:fill="FBE5D5"/>
             <w:tcMar/>
@@ -3628,8 +3513,7 @@
         </w:tc>
         <w:tc>
           <w:tcPr>
-            <w:cnfStyle w:val="000000000000" w:firstRow="0" w:lastRow="0" w:firstColumn="0" w:lastColumn="0" w:oddVBand="0" w:evenVBand="0" w:oddHBand="0" w:evenHBand="0" w:firstRowFirstColumn="0" w:firstRowLastColumn="0" w:lastRowFirstColumn="0" w:lastRowLastColumn="0"/>
-            <w:tcW w:w="6693" w:type="dxa"/>
+            <w:tcW w:w="6692" w:type="dxa"/>
             <w:gridSpan w:val="4"/>
             <w:shd w:val="clear" w:color="auto" w:fill="FFFFFF" w:themeFill="background1"/>
             <w:tcMar/>
@@ -3655,7 +3539,6 @@
         </w:tc>
         <w:tc>
           <w:tcPr>
-            <w:cnfStyle w:val="000000000000" w:firstRow="0" w:lastRow="0" w:firstColumn="0" w:lastColumn="0" w:oddVBand="0" w:evenVBand="0" w:oddHBand="0" w:evenHBand="0" w:firstRowFirstColumn="0" w:firstRowLastColumn="0" w:lastRowFirstColumn="0" w:lastRowLastColumn="0"/>
             <w:tcW w:w="2452" w:type="dxa"/>
             <w:gridSpan w:val="8"/>
             <w:shd w:val="clear" w:color="auto" w:fill="FFFFFF" w:themeFill="background1"/>
@@ -3689,7 +3572,6 @@
         </w:trPr>
         <w:tc>
           <w:tcPr>
-            <w:cnfStyle w:val="001000000000" w:firstRow="0" w:lastRow="0" w:firstColumn="1" w:lastColumn="0" w:oddVBand="0" w:evenVBand="0" w:oddHBand="0" w:evenHBand="0" w:firstRowFirstColumn="0" w:firstRowLastColumn="0" w:lastRowFirstColumn="0" w:lastRowLastColumn="0"/>
             <w:tcW w:w="1009" w:type="dxa"/>
             <w:tcMar/>
           </w:tcPr>
@@ -3715,8 +3597,7 @@
         </w:tc>
         <w:tc>
           <w:tcPr>
-            <w:cnfStyle w:val="000000000000" w:firstRow="0" w:lastRow="0" w:firstColumn="0" w:lastColumn="0" w:oddVBand="0" w:evenVBand="0" w:oddHBand="0" w:evenHBand="0" w:firstRowFirstColumn="0" w:firstRowLastColumn="0" w:lastRowFirstColumn="0" w:lastRowLastColumn="0"/>
-            <w:tcW w:w="6693" w:type="dxa"/>
+            <w:tcW w:w="6692" w:type="dxa"/>
             <w:gridSpan w:val="4"/>
             <w:shd w:val="clear" w:color="auto" w:fill="FFFFFF" w:themeFill="background1"/>
             <w:tcMar/>
@@ -3742,7 +3623,6 @@
         </w:tc>
         <w:tc>
           <w:tcPr>
-            <w:cnfStyle w:val="000000000000" w:firstRow="0" w:lastRow="0" w:firstColumn="0" w:lastColumn="0" w:oddVBand="0" w:evenVBand="0" w:oddHBand="0" w:evenHBand="0" w:firstRowFirstColumn="0" w:firstRowLastColumn="0" w:lastRowFirstColumn="0" w:lastRowLastColumn="0"/>
             <w:tcW w:w="2452" w:type="dxa"/>
             <w:gridSpan w:val="8"/>
             <w:shd w:val="clear" w:color="auto" w:fill="FFFFFF" w:themeFill="background1"/>
@@ -3767,8 +3647,7 @@
         </w:trPr>
         <w:tc>
           <w:tcPr>
-            <w:cnfStyle w:val="001000000000" w:firstRow="0" w:lastRow="0" w:firstColumn="1" w:lastColumn="0" w:oddVBand="0" w:evenVBand="0" w:oddHBand="0" w:evenHBand="0" w:firstRowFirstColumn="0" w:firstRowLastColumn="0" w:lastRowFirstColumn="0" w:lastRowLastColumn="0"/>
-            <w:tcW w:w="1970" w:type="dxa"/>
+            <w:tcW w:w="1969" w:type="dxa"/>
             <w:gridSpan w:val="2"/>
             <w:shd w:val="clear" w:color="auto" w:fill="FBE5D5"/>
             <w:tcMar/>
@@ -3795,7 +3674,6 @@
         </w:tc>
         <w:tc>
           <w:tcPr>
-            <w:cnfStyle w:val="000000000000" w:firstRow="0" w:lastRow="0" w:firstColumn="0" w:lastColumn="0" w:oddVBand="0" w:evenVBand="0" w:oddHBand="0" w:evenHBand="0" w:firstRowFirstColumn="0" w:firstRowLastColumn="0" w:lastRowFirstColumn="0" w:lastRowLastColumn="0"/>
             <w:tcW w:w="8184" w:type="dxa"/>
             <w:gridSpan w:val="11"/>
             <w:shd w:val="clear" w:color="auto" w:fill="FFFFFF" w:themeFill="background1"/>
@@ -3830,8 +3708,7 @@
         </w:trPr>
         <w:tc>
           <w:tcPr>
-            <w:cnfStyle w:val="001000000000" w:firstRow="0" w:lastRow="0" w:firstColumn="1" w:lastColumn="0" w:oddVBand="0" w:evenVBand="0" w:oddHBand="0" w:evenHBand="0" w:firstRowFirstColumn="0" w:firstRowLastColumn="0" w:lastRowFirstColumn="0" w:lastRowLastColumn="0"/>
-            <w:tcW w:w="1970" w:type="dxa"/>
+            <w:tcW w:w="1969" w:type="dxa"/>
             <w:gridSpan w:val="2"/>
             <w:tcMar/>
           </w:tcPr>
@@ -3857,7 +3734,6 @@
         </w:tc>
         <w:tc>
           <w:tcPr>
-            <w:cnfStyle w:val="000000000000" w:firstRow="0" w:lastRow="0" w:firstColumn="0" w:lastColumn="0" w:oddVBand="0" w:evenVBand="0" w:oddHBand="0" w:evenHBand="0" w:firstRowFirstColumn="0" w:firstRowLastColumn="0" w:lastRowFirstColumn="0" w:lastRowLastColumn="0"/>
             <w:tcW w:w="8184" w:type="dxa"/>
             <w:gridSpan w:val="11"/>
             <w:shd w:val="clear" w:color="auto" w:fill="FFFFFF" w:themeFill="background1"/>
@@ -3891,8 +3767,7 @@
         </w:trPr>
         <w:tc>
           <w:tcPr>
-            <w:cnfStyle w:val="001000000000" w:firstRow="0" w:lastRow="0" w:firstColumn="1" w:lastColumn="0" w:oddVBand="0" w:evenVBand="0" w:oddHBand="0" w:evenHBand="0" w:firstRowFirstColumn="0" w:firstRowLastColumn="0" w:lastRowFirstColumn="0" w:lastRowLastColumn="0"/>
-            <w:tcW w:w="1970" w:type="dxa"/>
+            <w:tcW w:w="1969" w:type="dxa"/>
             <w:gridSpan w:val="2"/>
             <w:shd w:val="clear" w:color="auto" w:fill="FBE5D5"/>
             <w:tcMar/>
@@ -3915,7 +3790,6 @@
         </w:tc>
         <w:tc>
           <w:tcPr>
-            <w:cnfStyle w:val="000000000000" w:firstRow="0" w:lastRow="0" w:firstColumn="0" w:lastColumn="0" w:oddVBand="0" w:evenVBand="0" w:oddHBand="0" w:evenHBand="0" w:firstRowFirstColumn="0" w:firstRowLastColumn="0" w:lastRowFirstColumn="0" w:lastRowLastColumn="0"/>
             <w:tcW w:w="7412" w:type="dxa"/>
             <w:gridSpan w:val="9"/>
             <w:tcBorders>
@@ -3948,7 +3822,6 @@
         </w:tc>
         <w:tc>
           <w:tcPr>
-            <w:cnfStyle w:val="000000000000" w:firstRow="0" w:lastRow="0" w:firstColumn="0" w:lastColumn="0" w:oddVBand="0" w:evenVBand="0" w:oddHBand="0" w:evenHBand="0" w:firstRowFirstColumn="0" w:firstRowLastColumn="0" w:lastRowFirstColumn="0" w:lastRowLastColumn="0"/>
             <w:tcW w:w="772" w:type="dxa"/>
             <w:gridSpan w:val="2"/>
             <w:tcBorders>
@@ -3978,8 +3851,7 @@
         </w:trPr>
         <w:tc>
           <w:tcPr>
-            <w:cnfStyle w:val="001000000000" w:firstRow="0" w:lastRow="0" w:firstColumn="1" w:lastColumn="0" w:oddVBand="0" w:evenVBand="0" w:oddHBand="0" w:evenHBand="0" w:firstRowFirstColumn="0" w:firstRowLastColumn="0" w:lastRowFirstColumn="0" w:lastRowLastColumn="0"/>
-            <w:tcW w:w="1970" w:type="dxa"/>
+            <w:tcW w:w="1969" w:type="dxa"/>
             <w:gridSpan w:val="2"/>
             <w:tcMar/>
           </w:tcPr>
@@ -4005,7 +3877,6 @@
         </w:tc>
         <w:tc>
           <w:tcPr>
-            <w:cnfStyle w:val="000000000000" w:firstRow="0" w:lastRow="0" w:firstColumn="0" w:lastColumn="0" w:oddVBand="0" w:evenVBand="0" w:oddHBand="0" w:evenHBand="0" w:firstRowFirstColumn="0" w:firstRowLastColumn="0" w:lastRowFirstColumn="0" w:lastRowLastColumn="0"/>
             <w:tcW w:w="7412" w:type="dxa"/>
             <w:gridSpan w:val="9"/>
             <w:tcBorders>
@@ -4035,7 +3906,6 @@
         </w:tc>
         <w:tc>
           <w:tcPr>
-            <w:cnfStyle w:val="000000000000" w:firstRow="0" w:lastRow="0" w:firstColumn="0" w:lastColumn="0" w:oddVBand="0" w:evenVBand="0" w:oddHBand="0" w:evenHBand="0" w:firstRowFirstColumn="0" w:firstRowLastColumn="0" w:lastRowFirstColumn="0" w:lastRowLastColumn="0"/>
             <w:tcW w:w="772" w:type="dxa"/>
             <w:gridSpan w:val="2"/>
             <w:tcBorders>
@@ -4064,8 +3934,7 @@
         </w:trPr>
         <w:tc>
           <w:tcPr>
-            <w:cnfStyle w:val="001000000000" w:firstRow="0" w:lastRow="0" w:firstColumn="1" w:lastColumn="0" w:oddVBand="0" w:evenVBand="0" w:oddHBand="0" w:evenHBand="0" w:firstRowFirstColumn="0" w:firstRowLastColumn="0" w:lastRowFirstColumn="0" w:lastRowLastColumn="0"/>
-            <w:tcW w:w="1970" w:type="dxa"/>
+            <w:tcW w:w="1969" w:type="dxa"/>
             <w:gridSpan w:val="2"/>
             <w:shd w:val="clear" w:color="auto" w:fill="FBE5D5"/>
             <w:tcMar/>
@@ -4092,7 +3961,6 @@
         </w:tc>
         <w:tc>
           <w:tcPr>
-            <w:cnfStyle w:val="000000000000" w:firstRow="0" w:lastRow="0" w:firstColumn="0" w:lastColumn="0" w:oddVBand="0" w:evenVBand="0" w:oddHBand="0" w:evenHBand="0" w:firstRowFirstColumn="0" w:firstRowLastColumn="0" w:lastRowFirstColumn="0" w:lastRowLastColumn="0"/>
             <w:tcW w:w="7412" w:type="dxa"/>
             <w:gridSpan w:val="9"/>
             <w:tcBorders>
@@ -4122,7 +3990,6 @@
         </w:tc>
         <w:tc>
           <w:tcPr>
-            <w:cnfStyle w:val="000000000000" w:firstRow="0" w:lastRow="0" w:firstColumn="0" w:lastColumn="0" w:oddVBand="0" w:evenVBand="0" w:oddHBand="0" w:evenHBand="0" w:firstRowFirstColumn="0" w:firstRowLastColumn="0" w:lastRowFirstColumn="0" w:lastRowLastColumn="0"/>
             <w:tcW w:w="772" w:type="dxa"/>
             <w:gridSpan w:val="2"/>
             <w:tcBorders>
@@ -4162,8 +4029,7 @@
         </w:trPr>
         <w:tc>
           <w:tcPr>
-            <w:cnfStyle w:val="001000000000" w:firstRow="0" w:lastRow="0" w:firstColumn="1" w:lastColumn="0" w:oddVBand="0" w:evenVBand="0" w:oddHBand="0" w:evenHBand="0" w:firstRowFirstColumn="0" w:firstRowLastColumn="0" w:lastRowFirstColumn="0" w:lastRowLastColumn="0"/>
-            <w:tcW w:w="1970" w:type="dxa"/>
+            <w:tcW w:w="1969" w:type="dxa"/>
             <w:gridSpan w:val="2"/>
             <w:tcMar/>
           </w:tcPr>
@@ -4189,7 +4055,6 @@
         </w:tc>
         <w:tc>
           <w:tcPr>
-            <w:cnfStyle w:val="000000000000" w:firstRow="0" w:lastRow="0" w:firstColumn="0" w:lastColumn="0" w:oddVBand="0" w:evenVBand="0" w:oddHBand="0" w:evenHBand="0" w:firstRowFirstColumn="0" w:firstRowLastColumn="0" w:lastRowFirstColumn="0" w:lastRowLastColumn="0"/>
             <w:tcW w:w="7412" w:type="dxa"/>
             <w:gridSpan w:val="9"/>
             <w:tcBorders>
@@ -4219,7 +4084,6 @@
         </w:tc>
         <w:tc>
           <w:tcPr>
-            <w:cnfStyle w:val="000000000000" w:firstRow="0" w:lastRow="0" w:firstColumn="0" w:lastColumn="0" w:oddVBand="0" w:evenVBand="0" w:oddHBand="0" w:evenHBand="0" w:firstRowFirstColumn="0" w:firstRowLastColumn="0" w:lastRowFirstColumn="0" w:lastRowLastColumn="0"/>
             <w:tcW w:w="772" w:type="dxa"/>
             <w:gridSpan w:val="2"/>
             <w:tcBorders>
@@ -4248,8 +4112,7 @@
         </w:trPr>
         <w:tc>
           <w:tcPr>
-            <w:cnfStyle w:val="001000000000" w:firstRow="0" w:lastRow="0" w:firstColumn="1" w:lastColumn="0" w:oddVBand="0" w:evenVBand="0" w:oddHBand="0" w:evenHBand="0" w:firstRowFirstColumn="0" w:firstRowLastColumn="0" w:lastRowFirstColumn="0" w:lastRowLastColumn="0"/>
-            <w:tcW w:w="1970" w:type="dxa"/>
+            <w:tcW w:w="1969" w:type="dxa"/>
             <w:gridSpan w:val="2"/>
             <w:shd w:val="clear" w:color="auto" w:fill="FBE5D5"/>
             <w:tcMar/>
@@ -4276,7 +4139,6 @@
         </w:tc>
         <w:tc>
           <w:tcPr>
-            <w:cnfStyle w:val="000000000000" w:firstRow="0" w:lastRow="0" w:firstColumn="0" w:lastColumn="0" w:oddVBand="0" w:evenVBand="0" w:oddHBand="0" w:evenHBand="0" w:firstRowFirstColumn="0" w:firstRowLastColumn="0" w:lastRowFirstColumn="0" w:lastRowLastColumn="0"/>
             <w:tcW w:w="7412" w:type="dxa"/>
             <w:gridSpan w:val="9"/>
             <w:tcBorders>
@@ -4306,7 +4168,6 @@
         </w:tc>
         <w:tc>
           <w:tcPr>
-            <w:cnfStyle w:val="000000000000" w:firstRow="0" w:lastRow="0" w:firstColumn="0" w:lastColumn="0" w:oddVBand="0" w:evenVBand="0" w:oddHBand="0" w:evenHBand="0" w:firstRowFirstColumn="0" w:firstRowLastColumn="0" w:lastRowFirstColumn="0" w:lastRowLastColumn="0"/>
             <w:tcW w:w="772" w:type="dxa"/>
             <w:gridSpan w:val="2"/>
             <w:tcBorders>
@@ -4336,8 +4197,7 @@
         </w:trPr>
         <w:tc>
           <w:tcPr>
-            <w:cnfStyle w:val="001000000000" w:firstRow="0" w:lastRow="0" w:firstColumn="1" w:lastColumn="0" w:oddVBand="0" w:evenVBand="0" w:oddHBand="0" w:evenHBand="0" w:firstRowFirstColumn="0" w:firstRowLastColumn="0" w:lastRowFirstColumn="0" w:lastRowLastColumn="0"/>
-            <w:tcW w:w="1970" w:type="dxa"/>
+            <w:tcW w:w="1969" w:type="dxa"/>
             <w:gridSpan w:val="2"/>
             <w:tcMar/>
           </w:tcPr>
@@ -4363,7 +4223,6 @@
         </w:tc>
         <w:tc>
           <w:tcPr>
-            <w:cnfStyle w:val="000000000000" w:firstRow="0" w:lastRow="0" w:firstColumn="0" w:lastColumn="0" w:oddVBand="0" w:evenVBand="0" w:oddHBand="0" w:evenHBand="0" w:firstRowFirstColumn="0" w:firstRowLastColumn="0" w:lastRowFirstColumn="0" w:lastRowLastColumn="0"/>
             <w:tcW w:w="8184" w:type="dxa"/>
             <w:gridSpan w:val="11"/>
             <w:shd w:val="clear" w:color="auto" w:fill="FFFFFF" w:themeFill="background1"/>
@@ -4397,8 +4256,7 @@
         </w:trPr>
         <w:tc>
           <w:tcPr>
-            <w:cnfStyle w:val="001000000000" w:firstRow="0" w:lastRow="0" w:firstColumn="1" w:lastColumn="0" w:oddVBand="0" w:evenVBand="0" w:oddHBand="0" w:evenHBand="0" w:firstRowFirstColumn="0" w:firstRowLastColumn="0" w:lastRowFirstColumn="0" w:lastRowLastColumn="0"/>
-            <w:tcW w:w="1970" w:type="dxa"/>
+            <w:tcW w:w="1969" w:type="dxa"/>
             <w:gridSpan w:val="2"/>
             <w:shd w:val="clear" w:color="auto" w:fill="FBE5D5"/>
             <w:tcMar/>
@@ -4425,7 +4283,6 @@
         </w:tc>
         <w:tc>
           <w:tcPr>
-            <w:cnfStyle w:val="000000000000" w:firstRow="0" w:lastRow="0" w:firstColumn="0" w:lastColumn="0" w:oddVBand="0" w:evenVBand="0" w:oddHBand="0" w:evenHBand="0" w:firstRowFirstColumn="0" w:firstRowLastColumn="0" w:lastRowFirstColumn="0" w:lastRowLastColumn="0"/>
             <w:tcW w:w="8184" w:type="dxa"/>
             <w:gridSpan w:val="11"/>
             <w:shd w:val="clear" w:color="auto" w:fill="FFFFFF" w:themeFill="background1"/>
@@ -4460,8 +4317,7 @@
         </w:trPr>
         <w:tc>
           <w:tcPr>
-            <w:cnfStyle w:val="001000000000" w:firstRow="0" w:lastRow="0" w:firstColumn="1" w:lastColumn="0" w:oddVBand="0" w:evenVBand="0" w:oddHBand="0" w:evenHBand="0" w:firstRowFirstColumn="0" w:firstRowLastColumn="0" w:lastRowFirstColumn="0" w:lastRowLastColumn="0"/>
-            <w:tcW w:w="1970" w:type="dxa"/>
+            <w:tcW w:w="1969" w:type="dxa"/>
             <w:gridSpan w:val="2"/>
             <w:tcMar/>
           </w:tcPr>
@@ -4483,7 +4339,6 @@
         </w:tc>
         <w:tc>
           <w:tcPr>
-            <w:cnfStyle w:val="000000000000" w:firstRow="0" w:lastRow="0" w:firstColumn="0" w:lastColumn="0" w:oddVBand="0" w:evenVBand="0" w:oddHBand="0" w:evenHBand="0" w:firstRowFirstColumn="0" w:firstRowLastColumn="0" w:lastRowFirstColumn="0" w:lastRowLastColumn="0"/>
             <w:tcW w:w="7412" w:type="dxa"/>
             <w:gridSpan w:val="9"/>
             <w:tcBorders>
@@ -4516,7 +4371,6 @@
         </w:tc>
         <w:tc>
           <w:tcPr>
-            <w:cnfStyle w:val="000000000000" w:firstRow="0" w:lastRow="0" w:firstColumn="0" w:lastColumn="0" w:oddVBand="0" w:evenVBand="0" w:oddHBand="0" w:evenHBand="0" w:firstRowFirstColumn="0" w:firstRowLastColumn="0" w:lastRowFirstColumn="0" w:lastRowLastColumn="0"/>
             <w:tcW w:w="772" w:type="dxa"/>
             <w:gridSpan w:val="2"/>
             <w:tcBorders>
@@ -4545,8 +4399,7 @@
         </w:trPr>
         <w:tc>
           <w:tcPr>
-            <w:cnfStyle w:val="001000000000" w:firstRow="0" w:lastRow="0" w:firstColumn="1" w:lastColumn="0" w:oddVBand="0" w:evenVBand="0" w:oddHBand="0" w:evenHBand="0" w:firstRowFirstColumn="0" w:firstRowLastColumn="0" w:lastRowFirstColumn="0" w:lastRowLastColumn="0"/>
-            <w:tcW w:w="1970" w:type="dxa"/>
+            <w:tcW w:w="1969" w:type="dxa"/>
             <w:gridSpan w:val="2"/>
             <w:shd w:val="clear" w:color="auto" w:fill="FBE5D5"/>
             <w:tcMar/>
@@ -4573,7 +4426,6 @@
         </w:tc>
         <w:tc>
           <w:tcPr>
-            <w:cnfStyle w:val="000000000000" w:firstRow="0" w:lastRow="0" w:firstColumn="0" w:lastColumn="0" w:oddVBand="0" w:evenVBand="0" w:oddHBand="0" w:evenHBand="0" w:firstRowFirstColumn="0" w:firstRowLastColumn="0" w:lastRowFirstColumn="0" w:lastRowLastColumn="0"/>
             <w:tcW w:w="7412" w:type="dxa"/>
             <w:gridSpan w:val="9"/>
             <w:tcBorders>
@@ -4611,7 +4463,6 @@
         </w:tc>
         <w:tc>
           <w:tcPr>
-            <w:cnfStyle w:val="000000000000" w:firstRow="0" w:lastRow="0" w:firstColumn="0" w:lastColumn="0" w:oddVBand="0" w:evenVBand="0" w:oddHBand="0" w:evenHBand="0" w:firstRowFirstColumn="0" w:firstRowLastColumn="0" w:lastRowFirstColumn="0" w:lastRowLastColumn="0"/>
             <w:tcW w:w="772" w:type="dxa"/>
             <w:gridSpan w:val="2"/>
             <w:tcBorders>
@@ -4651,8 +4502,7 @@
         </w:trPr>
         <w:tc>
           <w:tcPr>
-            <w:cnfStyle w:val="001000000000" w:firstRow="0" w:lastRow="0" w:firstColumn="1" w:lastColumn="0" w:oddVBand="0" w:evenVBand="0" w:oddHBand="0" w:evenHBand="0" w:firstRowFirstColumn="0" w:firstRowLastColumn="0" w:lastRowFirstColumn="0" w:lastRowLastColumn="0"/>
-            <w:tcW w:w="1970" w:type="dxa"/>
+            <w:tcW w:w="1969" w:type="dxa"/>
             <w:gridSpan w:val="2"/>
             <w:tcMar/>
           </w:tcPr>
@@ -4678,7 +4528,6 @@
         </w:tc>
         <w:tc>
           <w:tcPr>
-            <w:cnfStyle w:val="000000000000" w:firstRow="0" w:lastRow="0" w:firstColumn="0" w:lastColumn="0" w:oddVBand="0" w:evenVBand="0" w:oddHBand="0" w:evenHBand="0" w:firstRowFirstColumn="0" w:firstRowLastColumn="0" w:lastRowFirstColumn="0" w:lastRowLastColumn="0"/>
             <w:tcW w:w="7412" w:type="dxa"/>
             <w:gridSpan w:val="9"/>
             <w:tcBorders>
@@ -4708,7 +4557,6 @@
         </w:tc>
         <w:tc>
           <w:tcPr>
-            <w:cnfStyle w:val="000000000000" w:firstRow="0" w:lastRow="0" w:firstColumn="0" w:lastColumn="0" w:oddVBand="0" w:evenVBand="0" w:oddHBand="0" w:evenHBand="0" w:firstRowFirstColumn="0" w:firstRowLastColumn="0" w:lastRowFirstColumn="0" w:lastRowLastColumn="0"/>
             <w:tcW w:w="772" w:type="dxa"/>
             <w:gridSpan w:val="2"/>
             <w:tcBorders>
@@ -4737,8 +4585,7 @@
         </w:trPr>
         <w:tc>
           <w:tcPr>
-            <w:cnfStyle w:val="001000000000" w:firstRow="0" w:lastRow="0" w:firstColumn="1" w:lastColumn="0" w:oddVBand="0" w:evenVBand="0" w:oddHBand="0" w:evenHBand="0" w:firstRowFirstColumn="0" w:firstRowLastColumn="0" w:lastRowFirstColumn="0" w:lastRowLastColumn="0"/>
-            <w:tcW w:w="1970" w:type="dxa"/>
+            <w:tcW w:w="1969" w:type="dxa"/>
             <w:gridSpan w:val="2"/>
             <w:shd w:val="clear" w:color="auto" w:fill="FBE5D5"/>
             <w:tcMar/>
@@ -4765,7 +4612,6 @@
         </w:tc>
         <w:tc>
           <w:tcPr>
-            <w:cnfStyle w:val="000000000000" w:firstRow="0" w:lastRow="0" w:firstColumn="0" w:lastColumn="0" w:oddVBand="0" w:evenVBand="0" w:oddHBand="0" w:evenHBand="0" w:firstRowFirstColumn="0" w:firstRowLastColumn="0" w:lastRowFirstColumn="0" w:lastRowLastColumn="0"/>
             <w:tcW w:w="7412" w:type="dxa"/>
             <w:gridSpan w:val="9"/>
             <w:tcBorders>
@@ -4795,7 +4641,6 @@
         </w:tc>
         <w:tc>
           <w:tcPr>
-            <w:cnfStyle w:val="000000000000" w:firstRow="0" w:lastRow="0" w:firstColumn="0" w:lastColumn="0" w:oddVBand="0" w:evenVBand="0" w:oddHBand="0" w:evenHBand="0" w:firstRowFirstColumn="0" w:firstRowLastColumn="0" w:lastRowFirstColumn="0" w:lastRowLastColumn="0"/>
             <w:tcW w:w="772" w:type="dxa"/>
             <w:gridSpan w:val="2"/>
             <w:tcBorders>
@@ -4825,8 +4670,7 @@
         </w:trPr>
         <w:tc>
           <w:tcPr>
-            <w:cnfStyle w:val="001000000000" w:firstRow="0" w:lastRow="0" w:firstColumn="1" w:lastColumn="0" w:oddVBand="0" w:evenVBand="0" w:oddHBand="0" w:evenHBand="0" w:firstRowFirstColumn="0" w:firstRowLastColumn="0" w:lastRowFirstColumn="0" w:lastRowLastColumn="0"/>
-            <w:tcW w:w="1970" w:type="dxa"/>
+            <w:tcW w:w="1969" w:type="dxa"/>
             <w:gridSpan w:val="2"/>
             <w:tcMar/>
           </w:tcPr>
@@ -4852,7 +4696,6 @@
         </w:tc>
         <w:tc>
           <w:tcPr>
-            <w:cnfStyle w:val="000000000000" w:firstRow="0" w:lastRow="0" w:firstColumn="0" w:lastColumn="0" w:oddVBand="0" w:evenVBand="0" w:oddHBand="0" w:evenHBand="0" w:firstRowFirstColumn="0" w:firstRowLastColumn="0" w:lastRowFirstColumn="0" w:lastRowLastColumn="0"/>
             <w:tcW w:w="7412" w:type="dxa"/>
             <w:gridSpan w:val="9"/>
             <w:tcBorders>
@@ -4882,7 +4725,6 @@
         </w:tc>
         <w:tc>
           <w:tcPr>
-            <w:cnfStyle w:val="000000000000" w:firstRow="0" w:lastRow="0" w:firstColumn="0" w:lastColumn="0" w:oddVBand="0" w:evenVBand="0" w:oddHBand="0" w:evenHBand="0" w:firstRowFirstColumn="0" w:firstRowLastColumn="0" w:lastRowFirstColumn="0" w:lastRowLastColumn="0"/>
             <w:tcW w:w="772" w:type="dxa"/>
             <w:gridSpan w:val="2"/>
             <w:tcBorders>
@@ -4911,8 +4753,7 @@
         </w:trPr>
         <w:tc>
           <w:tcPr>
-            <w:cnfStyle w:val="001000000000" w:firstRow="0" w:lastRow="0" w:firstColumn="1" w:lastColumn="0" w:oddVBand="0" w:evenVBand="0" w:oddHBand="0" w:evenHBand="0" w:firstRowFirstColumn="0" w:firstRowLastColumn="0" w:lastRowFirstColumn="0" w:lastRowLastColumn="0"/>
-            <w:tcW w:w="1970" w:type="dxa"/>
+            <w:tcW w:w="1969" w:type="dxa"/>
             <w:gridSpan w:val="2"/>
             <w:shd w:val="clear" w:color="auto" w:fill="FBE5D5"/>
             <w:tcMar/>
@@ -4939,7 +4780,6 @@
         </w:tc>
         <w:tc>
           <w:tcPr>
-            <w:cnfStyle w:val="000000000000" w:firstRow="0" w:lastRow="0" w:firstColumn="0" w:lastColumn="0" w:oddVBand="0" w:evenVBand="0" w:oddHBand="0" w:evenHBand="0" w:firstRowFirstColumn="0" w:firstRowLastColumn="0" w:lastRowFirstColumn="0" w:lastRowLastColumn="0"/>
             <w:tcW w:w="8184" w:type="dxa"/>
             <w:gridSpan w:val="11"/>
             <w:shd w:val="clear" w:color="auto" w:fill="FFFFFF" w:themeFill="background1"/>
@@ -4974,8 +4814,7 @@
         </w:trPr>
         <w:tc>
           <w:tcPr>
-            <w:cnfStyle w:val="001000000000" w:firstRow="0" w:lastRow="0" w:firstColumn="1" w:lastColumn="0" w:oddVBand="0" w:evenVBand="0" w:oddHBand="0" w:evenHBand="0" w:firstRowFirstColumn="0" w:firstRowLastColumn="0" w:lastRowFirstColumn="0" w:lastRowLastColumn="0"/>
-            <w:tcW w:w="1970" w:type="dxa"/>
+            <w:tcW w:w="1969" w:type="dxa"/>
             <w:gridSpan w:val="2"/>
             <w:tcMar/>
           </w:tcPr>
@@ -5001,7 +4840,6 @@
         </w:tc>
         <w:tc>
           <w:tcPr>
-            <w:cnfStyle w:val="000000000000" w:firstRow="0" w:lastRow="0" w:firstColumn="0" w:lastColumn="0" w:oddVBand="0" w:evenVBand="0" w:oddHBand="0" w:evenHBand="0" w:firstRowFirstColumn="0" w:firstRowLastColumn="0" w:lastRowFirstColumn="0" w:lastRowLastColumn="0"/>
             <w:tcW w:w="8184" w:type="dxa"/>
             <w:gridSpan w:val="11"/>
             <w:shd w:val="clear" w:color="auto" w:fill="FFFFFF" w:themeFill="background1"/>
@@ -5035,8 +4873,7 @@
         </w:trPr>
         <w:tc>
           <w:tcPr>
-            <w:cnfStyle w:val="001000000000" w:firstRow="0" w:lastRow="0" w:firstColumn="1" w:lastColumn="0" w:oddVBand="0" w:evenVBand="0" w:oddHBand="0" w:evenHBand="0" w:firstRowFirstColumn="0" w:firstRowLastColumn="0" w:lastRowFirstColumn="0" w:lastRowLastColumn="0"/>
-            <w:tcW w:w="1970" w:type="dxa"/>
+            <w:tcW w:w="1969" w:type="dxa"/>
             <w:gridSpan w:val="2"/>
             <w:shd w:val="clear" w:color="auto" w:fill="FBE5D5"/>
             <w:tcMar/>
@@ -5059,7 +4896,6 @@
         </w:tc>
         <w:tc>
           <w:tcPr>
-            <w:cnfStyle w:val="000000000000" w:firstRow="0" w:lastRow="0" w:firstColumn="0" w:lastColumn="0" w:oddVBand="0" w:evenVBand="0" w:oddHBand="0" w:evenHBand="0" w:firstRowFirstColumn="0" w:firstRowLastColumn="0" w:lastRowFirstColumn="0" w:lastRowLastColumn="0"/>
             <w:tcW w:w="7412" w:type="dxa"/>
             <w:gridSpan w:val="9"/>
             <w:tcBorders>
@@ -5092,7 +4928,6 @@
         </w:tc>
         <w:tc>
           <w:tcPr>
-            <w:cnfStyle w:val="000000000000" w:firstRow="0" w:lastRow="0" w:firstColumn="0" w:lastColumn="0" w:oddVBand="0" w:evenVBand="0" w:oddHBand="0" w:evenHBand="0" w:firstRowFirstColumn="0" w:firstRowLastColumn="0" w:lastRowFirstColumn="0" w:lastRowLastColumn="0"/>
             <w:tcW w:w="772" w:type="dxa"/>
             <w:gridSpan w:val="2"/>
             <w:tcBorders>
@@ -5122,8 +4957,7 @@
         </w:trPr>
         <w:tc>
           <w:tcPr>
-            <w:cnfStyle w:val="001000000000" w:firstRow="0" w:lastRow="0" w:firstColumn="1" w:lastColumn="0" w:oddVBand="0" w:evenVBand="0" w:oddHBand="0" w:evenHBand="0" w:firstRowFirstColumn="0" w:firstRowLastColumn="0" w:lastRowFirstColumn="0" w:lastRowLastColumn="0"/>
-            <w:tcW w:w="1970" w:type="dxa"/>
+            <w:tcW w:w="1969" w:type="dxa"/>
             <w:gridSpan w:val="2"/>
             <w:tcMar/>
           </w:tcPr>
@@ -5149,7 +4983,6 @@
         </w:tc>
         <w:tc>
           <w:tcPr>
-            <w:cnfStyle w:val="000000000000" w:firstRow="0" w:lastRow="0" w:firstColumn="0" w:lastColumn="0" w:oddVBand="0" w:evenVBand="0" w:oddHBand="0" w:evenHBand="0" w:firstRowFirstColumn="0" w:firstRowLastColumn="0" w:lastRowFirstColumn="0" w:lastRowLastColumn="0"/>
             <w:tcW w:w="7412" w:type="dxa"/>
             <w:gridSpan w:val="9"/>
             <w:tcBorders>
@@ -5179,7 +5012,6 @@
         </w:tc>
         <w:tc>
           <w:tcPr>
-            <w:cnfStyle w:val="000000000000" w:firstRow="0" w:lastRow="0" w:firstColumn="0" w:lastColumn="0" w:oddVBand="0" w:evenVBand="0" w:oddHBand="0" w:evenHBand="0" w:firstRowFirstColumn="0" w:firstRowLastColumn="0" w:lastRowFirstColumn="0" w:lastRowLastColumn="0"/>
             <w:tcW w:w="772" w:type="dxa"/>
             <w:gridSpan w:val="2"/>
             <w:tcBorders>
@@ -5208,8 +5040,7 @@
         </w:trPr>
         <w:tc>
           <w:tcPr>
-            <w:cnfStyle w:val="001000000000" w:firstRow="0" w:lastRow="0" w:firstColumn="1" w:lastColumn="0" w:oddVBand="0" w:evenVBand="0" w:oddHBand="0" w:evenHBand="0" w:firstRowFirstColumn="0" w:firstRowLastColumn="0" w:lastRowFirstColumn="0" w:lastRowLastColumn="0"/>
-            <w:tcW w:w="1970" w:type="dxa"/>
+            <w:tcW w:w="1969" w:type="dxa"/>
             <w:gridSpan w:val="2"/>
             <w:shd w:val="clear" w:color="auto" w:fill="FBE5D5"/>
             <w:tcMar/>
@@ -5236,7 +5067,6 @@
         </w:tc>
         <w:tc>
           <w:tcPr>
-            <w:cnfStyle w:val="000000000000" w:firstRow="0" w:lastRow="0" w:firstColumn="0" w:lastColumn="0" w:oddVBand="0" w:evenVBand="0" w:oddHBand="0" w:evenHBand="0" w:firstRowFirstColumn="0" w:firstRowLastColumn="0" w:lastRowFirstColumn="0" w:lastRowLastColumn="0"/>
             <w:tcW w:w="7412" w:type="dxa"/>
             <w:gridSpan w:val="9"/>
             <w:tcBorders>
@@ -5266,7 +5096,6 @@
         </w:tc>
         <w:tc>
           <w:tcPr>
-            <w:cnfStyle w:val="000000000000" w:firstRow="0" w:lastRow="0" w:firstColumn="0" w:lastColumn="0" w:oddVBand="0" w:evenVBand="0" w:oddHBand="0" w:evenHBand="0" w:firstRowFirstColumn="0" w:firstRowLastColumn="0" w:lastRowFirstColumn="0" w:lastRowLastColumn="0"/>
             <w:tcW w:w="772" w:type="dxa"/>
             <w:gridSpan w:val="2"/>
             <w:tcBorders>
@@ -5306,8 +5135,7 @@
         </w:trPr>
         <w:tc>
           <w:tcPr>
-            <w:cnfStyle w:val="001000000000" w:firstRow="0" w:lastRow="0" w:firstColumn="1" w:lastColumn="0" w:oddVBand="0" w:evenVBand="0" w:oddHBand="0" w:evenHBand="0" w:firstRowFirstColumn="0" w:firstRowLastColumn="0" w:lastRowFirstColumn="0" w:lastRowLastColumn="0"/>
-            <w:tcW w:w="1970" w:type="dxa"/>
+            <w:tcW w:w="1969" w:type="dxa"/>
             <w:gridSpan w:val="2"/>
             <w:tcMar/>
           </w:tcPr>
@@ -5333,7 +5161,6 @@
         </w:tc>
         <w:tc>
           <w:tcPr>
-            <w:cnfStyle w:val="000000000000" w:firstRow="0" w:lastRow="0" w:firstColumn="0" w:lastColumn="0" w:oddVBand="0" w:evenVBand="0" w:oddHBand="0" w:evenHBand="0" w:firstRowFirstColumn="0" w:firstRowLastColumn="0" w:lastRowFirstColumn="0" w:lastRowLastColumn="0"/>
             <w:tcW w:w="7412" w:type="dxa"/>
             <w:gridSpan w:val="9"/>
             <w:tcBorders>
@@ -5363,7 +5190,6 @@
         </w:tc>
         <w:tc>
           <w:tcPr>
-            <w:cnfStyle w:val="000000000000" w:firstRow="0" w:lastRow="0" w:firstColumn="0" w:lastColumn="0" w:oddVBand="0" w:evenVBand="0" w:oddHBand="0" w:evenHBand="0" w:firstRowFirstColumn="0" w:firstRowLastColumn="0" w:lastRowFirstColumn="0" w:lastRowLastColumn="0"/>
             <w:tcW w:w="772" w:type="dxa"/>
             <w:gridSpan w:val="2"/>
             <w:tcBorders>
@@ -5392,8 +5218,7 @@
         </w:trPr>
         <w:tc>
           <w:tcPr>
-            <w:cnfStyle w:val="001000000000" w:firstRow="0" w:lastRow="0" w:firstColumn="1" w:lastColumn="0" w:oddVBand="0" w:evenVBand="0" w:oddHBand="0" w:evenHBand="0" w:firstRowFirstColumn="0" w:firstRowLastColumn="0" w:lastRowFirstColumn="0" w:lastRowLastColumn="0"/>
-            <w:tcW w:w="1970" w:type="dxa"/>
+            <w:tcW w:w="1969" w:type="dxa"/>
             <w:gridSpan w:val="2"/>
             <w:shd w:val="clear" w:color="auto" w:fill="FBE5D5"/>
             <w:tcMar/>
@@ -5420,7 +5245,6 @@
         </w:tc>
         <w:tc>
           <w:tcPr>
-            <w:cnfStyle w:val="000000000000" w:firstRow="0" w:lastRow="0" w:firstColumn="0" w:lastColumn="0" w:oddVBand="0" w:evenVBand="0" w:oddHBand="0" w:evenHBand="0" w:firstRowFirstColumn="0" w:firstRowLastColumn="0" w:lastRowFirstColumn="0" w:lastRowLastColumn="0"/>
             <w:tcW w:w="7412" w:type="dxa"/>
             <w:gridSpan w:val="9"/>
             <w:tcBorders>
@@ -5450,7 +5274,6 @@
         </w:tc>
         <w:tc>
           <w:tcPr>
-            <w:cnfStyle w:val="000000000000" w:firstRow="0" w:lastRow="0" w:firstColumn="0" w:lastColumn="0" w:oddVBand="0" w:evenVBand="0" w:oddHBand="0" w:evenHBand="0" w:firstRowFirstColumn="0" w:firstRowLastColumn="0" w:lastRowFirstColumn="0" w:lastRowLastColumn="0"/>
             <w:tcW w:w="772" w:type="dxa"/>
             <w:gridSpan w:val="2"/>
             <w:tcBorders>
@@ -5480,8 +5303,7 @@
         </w:trPr>
         <w:tc>
           <w:tcPr>
-            <w:cnfStyle w:val="001000000000" w:firstRow="0" w:lastRow="0" w:firstColumn="1" w:lastColumn="0" w:oddVBand="0" w:evenVBand="0" w:oddHBand="0" w:evenHBand="0" w:firstRowFirstColumn="0" w:firstRowLastColumn="0" w:lastRowFirstColumn="0" w:lastRowLastColumn="0"/>
-            <w:tcW w:w="1970" w:type="dxa"/>
+            <w:tcW w:w="1969" w:type="dxa"/>
             <w:gridSpan w:val="2"/>
             <w:tcMar/>
           </w:tcPr>
@@ -5507,7 +5329,6 @@
         </w:tc>
         <w:tc>
           <w:tcPr>
-            <w:cnfStyle w:val="000000000000" w:firstRow="0" w:lastRow="0" w:firstColumn="0" w:lastColumn="0" w:oddVBand="0" w:evenVBand="0" w:oddHBand="0" w:evenHBand="0" w:firstRowFirstColumn="0" w:firstRowLastColumn="0" w:lastRowFirstColumn="0" w:lastRowLastColumn="0"/>
             <w:tcW w:w="8184" w:type="dxa"/>
             <w:gridSpan w:val="11"/>
             <w:shd w:val="clear" w:color="auto" w:fill="FFFFFF" w:themeFill="background1"/>
@@ -5541,8 +5362,7 @@
         </w:trPr>
         <w:tc>
           <w:tcPr>
-            <w:cnfStyle w:val="001000000000" w:firstRow="0" w:lastRow="0" w:firstColumn="1" w:lastColumn="0" w:oddVBand="0" w:evenVBand="0" w:oddHBand="0" w:evenHBand="0" w:firstRowFirstColumn="0" w:firstRowLastColumn="0" w:lastRowFirstColumn="0" w:lastRowLastColumn="0"/>
-            <w:tcW w:w="1970" w:type="dxa"/>
+            <w:tcW w:w="1969" w:type="dxa"/>
             <w:gridSpan w:val="2"/>
             <w:shd w:val="clear" w:color="auto" w:fill="FBE5D5"/>
             <w:tcMar/>
@@ -5569,7 +5389,6 @@
         </w:tc>
         <w:tc>
           <w:tcPr>
-            <w:cnfStyle w:val="000000000000" w:firstRow="0" w:lastRow="0" w:firstColumn="0" w:lastColumn="0" w:oddVBand="0" w:evenVBand="0" w:oddHBand="0" w:evenHBand="0" w:firstRowFirstColumn="0" w:firstRowLastColumn="0" w:lastRowFirstColumn="0" w:lastRowLastColumn="0"/>
             <w:tcW w:w="8184" w:type="dxa"/>
             <w:gridSpan w:val="11"/>
             <w:tcBorders>
@@ -5607,8 +5426,7 @@
         </w:trPr>
         <w:tc>
           <w:tcPr>
-            <w:cnfStyle w:val="001000000000" w:firstRow="0" w:lastRow="0" w:firstColumn="1" w:lastColumn="0" w:oddVBand="0" w:evenVBand="0" w:oddHBand="0" w:evenHBand="0" w:firstRowFirstColumn="0" w:firstRowLastColumn="0" w:lastRowFirstColumn="0" w:lastRowLastColumn="0"/>
-            <w:tcW w:w="1970" w:type="dxa"/>
+            <w:tcW w:w="1969" w:type="dxa"/>
             <w:gridSpan w:val="2"/>
             <w:tcMar/>
           </w:tcPr>
@@ -5630,7 +5448,6 @@
         </w:tc>
         <w:tc>
           <w:tcPr>
-            <w:cnfStyle w:val="000000000000" w:firstRow="0" w:lastRow="0" w:firstColumn="0" w:lastColumn="0" w:oddVBand="0" w:evenVBand="0" w:oddHBand="0" w:evenHBand="0" w:firstRowFirstColumn="0" w:firstRowLastColumn="0" w:lastRowFirstColumn="0" w:lastRowLastColumn="0"/>
             <w:tcW w:w="7584" w:type="dxa"/>
             <w:gridSpan w:val="10"/>
             <w:tcBorders>
@@ -5664,7 +5481,6 @@
         </w:tc>
         <w:tc>
           <w:tcPr>
-            <w:cnfStyle w:val="000000000000" w:firstRow="0" w:lastRow="0" w:firstColumn="0" w:lastColumn="0" w:oddVBand="0" w:evenVBand="0" w:oddHBand="0" w:evenHBand="0" w:firstRowFirstColumn="0" w:firstRowLastColumn="0" w:lastRowFirstColumn="0" w:lastRowLastColumn="0"/>
             <w:tcW w:w="600" w:type="dxa"/>
             <w:tcBorders>
               <w:top w:val="single" w:color="auto" w:sz="4" w:space="0"/>
@@ -5694,8 +5510,7 @@
         </w:trPr>
         <w:tc>
           <w:tcPr>
-            <w:cnfStyle w:val="001000000000" w:firstRow="0" w:lastRow="0" w:firstColumn="1" w:lastColumn="0" w:oddVBand="0" w:evenVBand="0" w:oddHBand="0" w:evenHBand="0" w:firstRowFirstColumn="0" w:firstRowLastColumn="0" w:lastRowFirstColumn="0" w:lastRowLastColumn="0"/>
-            <w:tcW w:w="1970" w:type="dxa"/>
+            <w:tcW w:w="1969" w:type="dxa"/>
             <w:gridSpan w:val="2"/>
             <w:shd w:val="clear" w:color="auto" w:fill="FBE5D5"/>
             <w:tcMar/>
@@ -5722,7 +5537,6 @@
         </w:tc>
         <w:tc>
           <w:tcPr>
-            <w:cnfStyle w:val="000000000000" w:firstRow="0" w:lastRow="0" w:firstColumn="0" w:lastColumn="0" w:oddVBand="0" w:evenVBand="0" w:oddHBand="0" w:evenHBand="0" w:firstRowFirstColumn="0" w:firstRowLastColumn="0" w:lastRowFirstColumn="0" w:lastRowLastColumn="0"/>
             <w:tcW w:w="7584" w:type="dxa"/>
             <w:gridSpan w:val="10"/>
             <w:tcBorders>
@@ -5753,7 +5567,6 @@
         </w:tc>
         <w:tc>
           <w:tcPr>
-            <w:cnfStyle w:val="000000000000" w:firstRow="0" w:lastRow="0" w:firstColumn="0" w:lastColumn="0" w:oddVBand="0" w:evenVBand="0" w:oddHBand="0" w:evenHBand="0" w:firstRowFirstColumn="0" w:firstRowLastColumn="0" w:lastRowFirstColumn="0" w:lastRowLastColumn="0"/>
             <w:tcW w:w="600" w:type="dxa"/>
             <w:tcBorders>
               <w:left w:val="single" w:color="auto" w:sz="4" w:space="0"/>
@@ -5794,8 +5607,7 @@
         </w:trPr>
         <w:tc>
           <w:tcPr>
-            <w:cnfStyle w:val="001000000000" w:firstRow="0" w:lastRow="0" w:firstColumn="1" w:lastColumn="0" w:oddVBand="0" w:evenVBand="0" w:oddHBand="0" w:evenHBand="0" w:firstRowFirstColumn="0" w:firstRowLastColumn="0" w:lastRowFirstColumn="0" w:lastRowLastColumn="0"/>
-            <w:tcW w:w="1970" w:type="dxa"/>
+            <w:tcW w:w="1969" w:type="dxa"/>
             <w:gridSpan w:val="2"/>
             <w:tcMar/>
           </w:tcPr>
@@ -5821,7 +5633,6 @@
         </w:tc>
         <w:tc>
           <w:tcPr>
-            <w:cnfStyle w:val="000000000000" w:firstRow="0" w:lastRow="0" w:firstColumn="0" w:lastColumn="0" w:oddVBand="0" w:evenVBand="0" w:oddHBand="0" w:evenHBand="0" w:firstRowFirstColumn="0" w:firstRowLastColumn="0" w:lastRowFirstColumn="0" w:lastRowLastColumn="0"/>
             <w:tcW w:w="7584" w:type="dxa"/>
             <w:gridSpan w:val="10"/>
             <w:tcBorders>
@@ -5851,7 +5662,6 @@
         </w:tc>
         <w:tc>
           <w:tcPr>
-            <w:cnfStyle w:val="000000000000" w:firstRow="0" w:lastRow="0" w:firstColumn="0" w:lastColumn="0" w:oddVBand="0" w:evenVBand="0" w:oddHBand="0" w:evenHBand="0" w:firstRowFirstColumn="0" w:firstRowLastColumn="0" w:lastRowFirstColumn="0" w:lastRowLastColumn="0"/>
             <w:tcW w:w="600" w:type="dxa"/>
             <w:tcBorders>
               <w:left w:val="single" w:color="auto" w:sz="4" w:space="0"/>
@@ -5880,8 +5690,7 @@
         </w:trPr>
         <w:tc>
           <w:tcPr>
-            <w:cnfStyle w:val="001000000000" w:firstRow="0" w:lastRow="0" w:firstColumn="1" w:lastColumn="0" w:oddVBand="0" w:evenVBand="0" w:oddHBand="0" w:evenHBand="0" w:firstRowFirstColumn="0" w:firstRowLastColumn="0" w:lastRowFirstColumn="0" w:lastRowLastColumn="0"/>
-            <w:tcW w:w="1970" w:type="dxa"/>
+            <w:tcW w:w="1969" w:type="dxa"/>
             <w:gridSpan w:val="2"/>
             <w:shd w:val="clear" w:color="auto" w:fill="FBE5D5"/>
             <w:tcMar/>
@@ -5908,7 +5717,6 @@
         </w:tc>
         <w:tc>
           <w:tcPr>
-            <w:cnfStyle w:val="000000000000" w:firstRow="0" w:lastRow="0" w:firstColumn="0" w:lastColumn="0" w:oddVBand="0" w:evenVBand="0" w:oddHBand="0" w:evenHBand="0" w:firstRowFirstColumn="0" w:firstRowLastColumn="0" w:lastRowFirstColumn="0" w:lastRowLastColumn="0"/>
             <w:tcW w:w="7584" w:type="dxa"/>
             <w:gridSpan w:val="10"/>
             <w:tcBorders>
@@ -5939,7 +5747,6 @@
         </w:tc>
         <w:tc>
           <w:tcPr>
-            <w:cnfStyle w:val="000000000000" w:firstRow="0" w:lastRow="0" w:firstColumn="0" w:lastColumn="0" w:oddVBand="0" w:evenVBand="0" w:oddHBand="0" w:evenHBand="0" w:firstRowFirstColumn="0" w:firstRowLastColumn="0" w:lastRowFirstColumn="0" w:lastRowLastColumn="0"/>
             <w:tcW w:w="600" w:type="dxa"/>
             <w:tcBorders>
               <w:left w:val="single" w:color="auto" w:sz="4" w:space="0"/>
@@ -5969,8 +5776,7 @@
         </w:trPr>
         <w:tc>
           <w:tcPr>
-            <w:cnfStyle w:val="001000000000" w:firstRow="0" w:lastRow="0" w:firstColumn="1" w:lastColumn="0" w:oddVBand="0" w:evenVBand="0" w:oddHBand="0" w:evenHBand="0" w:firstRowFirstColumn="0" w:firstRowLastColumn="0" w:lastRowFirstColumn="0" w:lastRowLastColumn="0"/>
-            <w:tcW w:w="1970" w:type="dxa"/>
+            <w:tcW w:w="1969" w:type="dxa"/>
             <w:gridSpan w:val="2"/>
             <w:tcMar/>
           </w:tcPr>
@@ -5996,7 +5802,6 @@
         </w:tc>
         <w:tc>
           <w:tcPr>
-            <w:cnfStyle w:val="000000000000" w:firstRow="0" w:lastRow="0" w:firstColumn="0" w:lastColumn="0" w:oddVBand="0" w:evenVBand="0" w:oddHBand="0" w:evenHBand="0" w:firstRowFirstColumn="0" w:firstRowLastColumn="0" w:lastRowFirstColumn="0" w:lastRowLastColumn="0"/>
             <w:tcW w:w="7584" w:type="dxa"/>
             <w:gridSpan w:val="10"/>
             <w:tcBorders>
@@ -6027,7 +5832,6 @@
         </w:tc>
         <w:tc>
           <w:tcPr>
-            <w:cnfStyle w:val="000000000000" w:firstRow="0" w:lastRow="0" w:firstColumn="0" w:lastColumn="0" w:oddVBand="0" w:evenVBand="0" w:oddHBand="0" w:evenHBand="0" w:firstRowFirstColumn="0" w:firstRowLastColumn="0" w:lastRowFirstColumn="0" w:lastRowLastColumn="0"/>
             <w:tcW w:w="600" w:type="dxa"/>
             <w:tcBorders>
               <w:left w:val="single" w:color="auto" w:sz="4" w:space="0"/>
@@ -6056,8 +5860,7 @@
         </w:trPr>
         <w:tc>
           <w:tcPr>
-            <w:cnfStyle w:val="001000000000" w:firstRow="0" w:lastRow="0" w:firstColumn="1" w:lastColumn="0" w:oddVBand="0" w:evenVBand="0" w:oddHBand="0" w:evenHBand="0" w:firstRowFirstColumn="0" w:firstRowLastColumn="0" w:lastRowFirstColumn="0" w:lastRowLastColumn="0"/>
-            <w:tcW w:w="1970" w:type="dxa"/>
+            <w:tcW w:w="1969" w:type="dxa"/>
             <w:gridSpan w:val="2"/>
             <w:shd w:val="clear" w:color="auto" w:fill="FBE5D5"/>
             <w:tcMar/>
@@ -6084,7 +5887,6 @@
         </w:tc>
         <w:tc>
           <w:tcPr>
-            <w:cnfStyle w:val="000000000000" w:firstRow="0" w:lastRow="0" w:firstColumn="0" w:lastColumn="0" w:oddVBand="0" w:evenVBand="0" w:oddHBand="0" w:evenHBand="0" w:firstRowFirstColumn="0" w:firstRowLastColumn="0" w:lastRowFirstColumn="0" w:lastRowLastColumn="0"/>
             <w:tcW w:w="8184" w:type="dxa"/>
             <w:gridSpan w:val="11"/>
             <w:shd w:val="clear" w:color="auto" w:fill="FFFFFF" w:themeFill="background1"/>
@@ -6121,8 +5923,7 @@
         </w:trPr>
         <w:tc>
           <w:tcPr>
-            <w:cnfStyle w:val="001000000000" w:firstRow="0" w:lastRow="0" w:firstColumn="1" w:lastColumn="0" w:oddVBand="0" w:evenVBand="0" w:oddHBand="0" w:evenHBand="0" w:firstRowFirstColumn="0" w:firstRowLastColumn="0" w:lastRowFirstColumn="0" w:lastRowLastColumn="0"/>
-            <w:tcW w:w="1970" w:type="dxa"/>
+            <w:tcW w:w="1969" w:type="dxa"/>
             <w:gridSpan w:val="2"/>
             <w:tcMar/>
           </w:tcPr>
@@ -6148,7 +5949,6 @@
         </w:tc>
         <w:tc>
           <w:tcPr>
-            <w:cnfStyle w:val="000000000000" w:firstRow="0" w:lastRow="0" w:firstColumn="0" w:lastColumn="0" w:oddVBand="0" w:evenVBand="0" w:oddHBand="0" w:evenHBand="0" w:firstRowFirstColumn="0" w:firstRowLastColumn="0" w:lastRowFirstColumn="0" w:lastRowLastColumn="0"/>
             <w:tcW w:w="8184" w:type="dxa"/>
             <w:gridSpan w:val="11"/>
             <w:shd w:val="clear" w:color="auto" w:fill="FFFFFF" w:themeFill="background1"/>
@@ -6184,8 +5984,7 @@
         </w:trPr>
         <w:tc>
           <w:tcPr>
-            <w:cnfStyle w:val="001000000000" w:firstRow="0" w:lastRow="0" w:firstColumn="1" w:lastColumn="0" w:oddVBand="0" w:evenVBand="0" w:oddHBand="0" w:evenHBand="0" w:firstRowFirstColumn="0" w:firstRowLastColumn="0" w:lastRowFirstColumn="0" w:lastRowLastColumn="0"/>
-            <w:tcW w:w="1970" w:type="dxa"/>
+            <w:tcW w:w="1969" w:type="dxa"/>
             <w:gridSpan w:val="2"/>
             <w:tcMar/>
           </w:tcPr>
@@ -6207,7 +6006,6 @@
         </w:tc>
         <w:tc>
           <w:tcPr>
-            <w:cnfStyle w:val="000000000000" w:firstRow="0" w:lastRow="0" w:firstColumn="0" w:lastColumn="0" w:oddVBand="0" w:evenVBand="0" w:oddHBand="0" w:evenHBand="0" w:firstRowFirstColumn="0" w:firstRowLastColumn="0" w:lastRowFirstColumn="0" w:lastRowLastColumn="0"/>
             <w:tcW w:w="6767" w:type="dxa"/>
             <w:gridSpan w:val="4"/>
             <w:tcBorders>
@@ -6239,7 +6037,6 @@
         </w:tc>
         <w:tc>
           <w:tcPr>
-            <w:cnfStyle w:val="000000000000" w:firstRow="0" w:lastRow="0" w:firstColumn="0" w:lastColumn="0" w:oddVBand="0" w:evenVBand="0" w:oddHBand="0" w:evenHBand="0" w:firstRowFirstColumn="0" w:firstRowLastColumn="0" w:lastRowFirstColumn="0" w:lastRowLastColumn="0"/>
             <w:tcW w:w="1417" w:type="dxa"/>
             <w:gridSpan w:val="7"/>
             <w:tcBorders>
@@ -6268,8 +6065,7 @@
         </w:trPr>
         <w:tc>
           <w:tcPr>
-            <w:cnfStyle w:val="001000000000" w:firstRow="0" w:lastRow="0" w:firstColumn="1" w:lastColumn="0" w:oddVBand="0" w:evenVBand="0" w:oddHBand="0" w:evenHBand="0" w:firstRowFirstColumn="0" w:firstRowLastColumn="0" w:lastRowFirstColumn="0" w:lastRowLastColumn="0"/>
-            <w:tcW w:w="1970" w:type="dxa"/>
+            <w:tcW w:w="1969" w:type="dxa"/>
             <w:gridSpan w:val="2"/>
             <w:tcMar/>
           </w:tcPr>
@@ -6293,7 +6089,6 @@
         </w:tc>
         <w:tc>
           <w:tcPr>
-            <w:cnfStyle w:val="000000000000" w:firstRow="0" w:lastRow="0" w:firstColumn="0" w:lastColumn="0" w:oddVBand="0" w:evenVBand="0" w:oddHBand="0" w:evenHBand="0" w:firstRowFirstColumn="0" w:firstRowLastColumn="0" w:lastRowFirstColumn="0" w:lastRowLastColumn="0"/>
             <w:tcW w:w="6767" w:type="dxa"/>
             <w:gridSpan w:val="4"/>
             <w:tcBorders>
@@ -6334,7 +6129,6 @@
         </w:tc>
         <w:tc>
           <w:tcPr>
-            <w:cnfStyle w:val="000000000000" w:firstRow="0" w:lastRow="0" w:firstColumn="0" w:lastColumn="0" w:oddVBand="0" w:evenVBand="0" w:oddHBand="0" w:evenHBand="0" w:firstRowFirstColumn="0" w:firstRowLastColumn="0" w:lastRowFirstColumn="0" w:lastRowLastColumn="0"/>
             <w:tcW w:w="1417" w:type="dxa"/>
             <w:gridSpan w:val="7"/>
             <w:tcBorders>
@@ -6371,8 +6165,7 @@
         </w:trPr>
         <w:tc>
           <w:tcPr>
-            <w:cnfStyle w:val="001000000000" w:firstRow="0" w:lastRow="0" w:firstColumn="1" w:lastColumn="0" w:oddVBand="0" w:evenVBand="0" w:oddHBand="0" w:evenHBand="0" w:firstRowFirstColumn="0" w:firstRowLastColumn="0" w:lastRowFirstColumn="0" w:lastRowLastColumn="0"/>
-            <w:tcW w:w="1970" w:type="dxa"/>
+            <w:tcW w:w="1969" w:type="dxa"/>
             <w:gridSpan w:val="2"/>
             <w:tcMar/>
           </w:tcPr>
@@ -6396,7 +6189,6 @@
         </w:tc>
         <w:tc>
           <w:tcPr>
-            <w:cnfStyle w:val="000000000000" w:firstRow="0" w:lastRow="0" w:firstColumn="0" w:lastColumn="0" w:oddVBand="0" w:evenVBand="0" w:oddHBand="0" w:evenHBand="0" w:firstRowFirstColumn="0" w:firstRowLastColumn="0" w:lastRowFirstColumn="0" w:lastRowLastColumn="0"/>
             <w:tcW w:w="6767" w:type="dxa"/>
             <w:gridSpan w:val="4"/>
             <w:tcBorders>
@@ -6428,7 +6220,6 @@
         </w:tc>
         <w:tc>
           <w:tcPr>
-            <w:cnfStyle w:val="000000000000" w:firstRow="0" w:lastRow="0" w:firstColumn="0" w:lastColumn="0" w:oddVBand="0" w:evenVBand="0" w:oddHBand="0" w:evenHBand="0" w:firstRowFirstColumn="0" w:firstRowLastColumn="0" w:lastRowFirstColumn="0" w:lastRowLastColumn="0"/>
             <w:tcW w:w="1417" w:type="dxa"/>
             <w:gridSpan w:val="7"/>
             <w:tcBorders>
@@ -6457,8 +6248,7 @@
         </w:trPr>
         <w:tc>
           <w:tcPr>
-            <w:cnfStyle w:val="001000000000" w:firstRow="0" w:lastRow="0" w:firstColumn="1" w:lastColumn="0" w:oddVBand="0" w:evenVBand="0" w:oddHBand="0" w:evenHBand="0" w:firstRowFirstColumn="0" w:firstRowLastColumn="0" w:lastRowFirstColumn="0" w:lastRowLastColumn="0"/>
-            <w:tcW w:w="1970" w:type="dxa"/>
+            <w:tcW w:w="1969" w:type="dxa"/>
             <w:gridSpan w:val="2"/>
             <w:tcMar/>
           </w:tcPr>
@@ -6484,7 +6274,6 @@
         </w:tc>
         <w:tc>
           <w:tcPr>
-            <w:cnfStyle w:val="000000000000" w:firstRow="0" w:lastRow="0" w:firstColumn="0" w:lastColumn="0" w:oddVBand="0" w:evenVBand="0" w:oddHBand="0" w:evenHBand="0" w:firstRowFirstColumn="0" w:firstRowLastColumn="0" w:lastRowFirstColumn="0" w:lastRowLastColumn="0"/>
             <w:tcW w:w="8184" w:type="dxa"/>
             <w:gridSpan w:val="11"/>
             <w:shd w:val="clear" w:color="auto" w:fill="FFFFFF" w:themeFill="background1"/>
@@ -6518,8 +6307,7 @@
         </w:trPr>
         <w:tc>
           <w:tcPr>
-            <w:cnfStyle w:val="001000000000" w:firstRow="0" w:lastRow="0" w:firstColumn="1" w:lastColumn="0" w:oddVBand="0" w:evenVBand="0" w:oddHBand="0" w:evenHBand="0" w:firstRowFirstColumn="0" w:firstRowLastColumn="0" w:lastRowFirstColumn="0" w:lastRowLastColumn="0"/>
-            <w:tcW w:w="1970" w:type="dxa"/>
+            <w:tcW w:w="1969" w:type="dxa"/>
             <w:gridSpan w:val="2"/>
             <w:tcMar/>
           </w:tcPr>
@@ -6545,7 +6333,6 @@
         </w:tc>
         <w:tc>
           <w:tcPr>
-            <w:cnfStyle w:val="000000000000" w:firstRow="0" w:lastRow="0" w:firstColumn="0" w:lastColumn="0" w:oddVBand="0" w:evenVBand="0" w:oddHBand="0" w:evenHBand="0" w:firstRowFirstColumn="0" w:firstRowLastColumn="0" w:lastRowFirstColumn="0" w:lastRowLastColumn="0"/>
             <w:tcW w:w="8184" w:type="dxa"/>
             <w:gridSpan w:val="11"/>
             <w:shd w:val="clear" w:color="auto" w:fill="FFFFFF" w:themeFill="background1"/>
@@ -6580,8 +6367,7 @@
         </w:trPr>
         <w:tc>
           <w:tcPr>
-            <w:cnfStyle w:val="001000000000" w:firstRow="0" w:lastRow="0" w:firstColumn="1" w:lastColumn="0" w:oddVBand="0" w:evenVBand="0" w:oddHBand="0" w:evenHBand="0" w:firstRowFirstColumn="0" w:firstRowLastColumn="0" w:lastRowFirstColumn="0" w:lastRowLastColumn="0"/>
-            <w:tcW w:w="1970" w:type="dxa"/>
+            <w:tcW w:w="1969" w:type="dxa"/>
             <w:gridSpan w:val="2"/>
             <w:tcMar/>
           </w:tcPr>
@@ -6603,7 +6389,6 @@
         </w:tc>
         <w:tc>
           <w:tcPr>
-            <w:cnfStyle w:val="000000000000" w:firstRow="0" w:lastRow="0" w:firstColumn="0" w:lastColumn="0" w:oddVBand="0" w:evenVBand="0" w:oddHBand="0" w:evenHBand="0" w:firstRowFirstColumn="0" w:firstRowLastColumn="0" w:lastRowFirstColumn="0" w:lastRowLastColumn="0"/>
             <w:tcW w:w="8184" w:type="dxa"/>
             <w:gridSpan w:val="11"/>
             <w:shd w:val="clear" w:color="auto" w:fill="FFFFFF" w:themeFill="background1"/>
@@ -6637,8 +6422,7 @@
         </w:trPr>
         <w:tc>
           <w:tcPr>
-            <w:cnfStyle w:val="001000000000" w:firstRow="0" w:lastRow="0" w:firstColumn="1" w:lastColumn="0" w:oddVBand="0" w:evenVBand="0" w:oddHBand="0" w:evenHBand="0" w:firstRowFirstColumn="0" w:firstRowLastColumn="0" w:lastRowFirstColumn="0" w:lastRowLastColumn="0"/>
-            <w:tcW w:w="1970" w:type="dxa"/>
+            <w:tcW w:w="1969" w:type="dxa"/>
             <w:gridSpan w:val="2"/>
             <w:tcMar/>
           </w:tcPr>
@@ -6662,7 +6446,6 @@
         </w:tc>
         <w:tc>
           <w:tcPr>
-            <w:cnfStyle w:val="000000000000" w:firstRow="0" w:lastRow="0" w:firstColumn="0" w:lastColumn="0" w:oddVBand="0" w:evenVBand="0" w:oddHBand="0" w:evenHBand="0" w:firstRowFirstColumn="0" w:firstRowLastColumn="0" w:lastRowFirstColumn="0" w:lastRowLastColumn="0"/>
             <w:tcW w:w="7217" w:type="dxa"/>
             <w:gridSpan w:val="8"/>
             <w:tcBorders>
@@ -6694,7 +6477,6 @@
         </w:tc>
         <w:tc>
           <w:tcPr>
-            <w:cnfStyle w:val="000000000000" w:firstRow="0" w:lastRow="0" w:firstColumn="0" w:lastColumn="0" w:oddVBand="0" w:evenVBand="0" w:oddHBand="0" w:evenHBand="0" w:firstRowFirstColumn="0" w:firstRowLastColumn="0" w:lastRowFirstColumn="0" w:lastRowLastColumn="0"/>
             <w:tcW w:w="967" w:type="dxa"/>
             <w:gridSpan w:val="3"/>
             <w:tcBorders>
@@ -6723,8 +6505,7 @@
         </w:trPr>
         <w:tc>
           <w:tcPr>
-            <w:cnfStyle w:val="001000000000" w:firstRow="0" w:lastRow="0" w:firstColumn="1" w:lastColumn="0" w:oddVBand="0" w:evenVBand="0" w:oddHBand="0" w:evenHBand="0" w:firstRowFirstColumn="0" w:firstRowLastColumn="0" w:lastRowFirstColumn="0" w:lastRowLastColumn="0"/>
-            <w:tcW w:w="1970" w:type="dxa"/>
+            <w:tcW w:w="1969" w:type="dxa"/>
             <w:gridSpan w:val="2"/>
             <w:tcMar/>
           </w:tcPr>
@@ -6748,7 +6529,6 @@
         </w:tc>
         <w:tc>
           <w:tcPr>
-            <w:cnfStyle w:val="000000000000" w:firstRow="0" w:lastRow="0" w:firstColumn="0" w:lastColumn="0" w:oddVBand="0" w:evenVBand="0" w:oddHBand="0" w:evenHBand="0" w:firstRowFirstColumn="0" w:firstRowLastColumn="0" w:lastRowFirstColumn="0" w:lastRowLastColumn="0"/>
             <w:tcW w:w="7217" w:type="dxa"/>
             <w:gridSpan w:val="8"/>
             <w:tcBorders>
@@ -6780,7 +6560,6 @@
         </w:tc>
         <w:tc>
           <w:tcPr>
-            <w:cnfStyle w:val="000000000000" w:firstRow="0" w:lastRow="0" w:firstColumn="0" w:lastColumn="0" w:oddVBand="0" w:evenVBand="0" w:oddHBand="0" w:evenHBand="0" w:firstRowFirstColumn="0" w:firstRowLastColumn="0" w:lastRowFirstColumn="0" w:lastRowLastColumn="0"/>
             <w:tcW w:w="967" w:type="dxa"/>
             <w:gridSpan w:val="3"/>
             <w:tcBorders>
@@ -6817,8 +6596,7 @@
         </w:trPr>
         <w:tc>
           <w:tcPr>
-            <w:cnfStyle w:val="001000000000" w:firstRow="0" w:lastRow="0" w:firstColumn="1" w:lastColumn="0" w:oddVBand="0" w:evenVBand="0" w:oddHBand="0" w:evenHBand="0" w:firstRowFirstColumn="0" w:firstRowLastColumn="0" w:lastRowFirstColumn="0" w:lastRowLastColumn="0"/>
-            <w:tcW w:w="1970" w:type="dxa"/>
+            <w:tcW w:w="1969" w:type="dxa"/>
             <w:gridSpan w:val="2"/>
             <w:tcMar/>
           </w:tcPr>
@@ -6844,7 +6622,6 @@
         </w:tc>
         <w:tc>
           <w:tcPr>
-            <w:cnfStyle w:val="000000000000" w:firstRow="0" w:lastRow="0" w:firstColumn="0" w:lastColumn="0" w:oddVBand="0" w:evenVBand="0" w:oddHBand="0" w:evenHBand="0" w:firstRowFirstColumn="0" w:firstRowLastColumn="0" w:lastRowFirstColumn="0" w:lastRowLastColumn="0"/>
             <w:tcW w:w="8184" w:type="dxa"/>
             <w:gridSpan w:val="11"/>
             <w:shd w:val="clear" w:color="auto" w:fill="FFFFFF" w:themeFill="background1"/>
@@ -6879,8 +6656,7 @@
         </w:trPr>
         <w:tc>
           <w:tcPr>
-            <w:cnfStyle w:val="001000000000" w:firstRow="0" w:lastRow="0" w:firstColumn="1" w:lastColumn="0" w:oddVBand="0" w:evenVBand="0" w:oddHBand="0" w:evenHBand="0" w:firstRowFirstColumn="0" w:firstRowLastColumn="0" w:lastRowFirstColumn="0" w:lastRowLastColumn="0"/>
-            <w:tcW w:w="1970" w:type="dxa"/>
+            <w:tcW w:w="1969" w:type="dxa"/>
             <w:gridSpan w:val="2"/>
             <w:tcMar/>
           </w:tcPr>
@@ -6906,7 +6682,6 @@
         </w:tc>
         <w:tc>
           <w:tcPr>
-            <w:cnfStyle w:val="000000000000" w:firstRow="0" w:lastRow="0" w:firstColumn="0" w:lastColumn="0" w:oddVBand="0" w:evenVBand="0" w:oddHBand="0" w:evenHBand="0" w:firstRowFirstColumn="0" w:firstRowLastColumn="0" w:lastRowFirstColumn="0" w:lastRowLastColumn="0"/>
             <w:tcW w:w="8184" w:type="dxa"/>
             <w:gridSpan w:val="11"/>
             <w:shd w:val="clear" w:color="auto" w:fill="FFFFFF" w:themeFill="background1"/>
@@ -6940,8 +6715,7 @@
         </w:trPr>
         <w:tc>
           <w:tcPr>
-            <w:cnfStyle w:val="001000000000" w:firstRow="0" w:lastRow="0" w:firstColumn="1" w:lastColumn="0" w:oddVBand="0" w:evenVBand="0" w:oddHBand="0" w:evenHBand="0" w:firstRowFirstColumn="0" w:firstRowLastColumn="0" w:lastRowFirstColumn="0" w:lastRowLastColumn="0"/>
-            <w:tcW w:w="1970" w:type="dxa"/>
+            <w:tcW w:w="1969" w:type="dxa"/>
             <w:gridSpan w:val="2"/>
             <w:tcMar/>
           </w:tcPr>
@@ -6963,7 +6737,6 @@
         </w:tc>
         <w:tc>
           <w:tcPr>
-            <w:cnfStyle w:val="000000000000" w:firstRow="0" w:lastRow="0" w:firstColumn="0" w:lastColumn="0" w:oddVBand="0" w:evenVBand="0" w:oddHBand="0" w:evenHBand="0" w:firstRowFirstColumn="0" w:firstRowLastColumn="0" w:lastRowFirstColumn="0" w:lastRowLastColumn="0"/>
             <w:tcW w:w="8184" w:type="dxa"/>
             <w:gridSpan w:val="11"/>
             <w:shd w:val="clear" w:color="auto" w:fill="FFFFFF" w:themeFill="background1"/>
@@ -7007,8 +6780,7 @@
         </w:trPr>
         <w:tc>
           <w:tcPr>
-            <w:cnfStyle w:val="001000000000" w:firstRow="0" w:lastRow="0" w:firstColumn="1" w:lastColumn="0" w:oddVBand="0" w:evenVBand="0" w:oddHBand="0" w:evenHBand="0" w:firstRowFirstColumn="0" w:firstRowLastColumn="0" w:lastRowFirstColumn="0" w:lastRowLastColumn="0"/>
-            <w:tcW w:w="1970" w:type="dxa"/>
+            <w:tcW w:w="1969" w:type="dxa"/>
             <w:gridSpan w:val="2"/>
             <w:tcMar/>
           </w:tcPr>
@@ -7032,7 +6804,6 @@
         </w:tc>
         <w:tc>
           <w:tcPr>
-            <w:cnfStyle w:val="000000000000" w:firstRow="0" w:lastRow="0" w:firstColumn="0" w:lastColumn="0" w:oddVBand="0" w:evenVBand="0" w:oddHBand="0" w:evenHBand="0" w:firstRowFirstColumn="0" w:firstRowLastColumn="0" w:lastRowFirstColumn="0" w:lastRowLastColumn="0"/>
             <w:tcW w:w="7097" w:type="dxa"/>
             <w:gridSpan w:val="7"/>
             <w:tcBorders>
@@ -7073,7 +6844,6 @@
         </w:tc>
         <w:tc>
           <w:tcPr>
-            <w:cnfStyle w:val="000000000000" w:firstRow="0" w:lastRow="0" w:firstColumn="0" w:lastColumn="0" w:oddVBand="0" w:evenVBand="0" w:oddHBand="0" w:evenHBand="0" w:firstRowFirstColumn="0" w:firstRowLastColumn="0" w:lastRowFirstColumn="0" w:lastRowLastColumn="0"/>
             <w:tcW w:w="1087" w:type="dxa"/>
             <w:gridSpan w:val="4"/>
             <w:tcBorders>
@@ -7110,8 +6880,7 @@
         </w:trPr>
         <w:tc>
           <w:tcPr>
-            <w:cnfStyle w:val="001000000000" w:firstRow="0" w:lastRow="0" w:firstColumn="1" w:lastColumn="0" w:oddVBand="0" w:evenVBand="0" w:oddHBand="0" w:evenHBand="0" w:firstRowFirstColumn="0" w:firstRowLastColumn="0" w:lastRowFirstColumn="0" w:lastRowLastColumn="0"/>
-            <w:tcW w:w="1970" w:type="dxa"/>
+            <w:tcW w:w="1969" w:type="dxa"/>
             <w:gridSpan w:val="2"/>
             <w:tcMar/>
           </w:tcPr>
@@ -7135,7 +6904,6 @@
         </w:tc>
         <w:tc>
           <w:tcPr>
-            <w:cnfStyle w:val="000000000000" w:firstRow="0" w:lastRow="0" w:firstColumn="0" w:lastColumn="0" w:oddVBand="0" w:evenVBand="0" w:oddHBand="0" w:evenHBand="0" w:firstRowFirstColumn="0" w:firstRowLastColumn="0" w:lastRowFirstColumn="0" w:lastRowLastColumn="0"/>
             <w:tcW w:w="7097" w:type="dxa"/>
             <w:gridSpan w:val="7"/>
             <w:tcBorders>
@@ -7167,7 +6935,6 @@
         </w:tc>
         <w:tc>
           <w:tcPr>
-            <w:cnfStyle w:val="000000000000" w:firstRow="0" w:lastRow="0" w:firstColumn="0" w:lastColumn="0" w:oddVBand="0" w:evenVBand="0" w:oddHBand="0" w:evenHBand="0" w:firstRowFirstColumn="0" w:firstRowLastColumn="0" w:lastRowFirstColumn="0" w:lastRowLastColumn="0"/>
             <w:tcW w:w="1087" w:type="dxa"/>
             <w:gridSpan w:val="4"/>
             <w:tcBorders>
@@ -7196,8 +6963,7 @@
         </w:trPr>
         <w:tc>
           <w:tcPr>
-            <w:cnfStyle w:val="001000000000" w:firstRow="0" w:lastRow="0" w:firstColumn="1" w:lastColumn="0" w:oddVBand="0" w:evenVBand="0" w:oddHBand="0" w:evenHBand="0" w:firstRowFirstColumn="0" w:firstRowLastColumn="0" w:lastRowFirstColumn="0" w:lastRowLastColumn="0"/>
-            <w:tcW w:w="1970" w:type="dxa"/>
+            <w:tcW w:w="1969" w:type="dxa"/>
             <w:gridSpan w:val="2"/>
             <w:tcMar/>
           </w:tcPr>
@@ -7223,7 +6989,6 @@
         </w:tc>
         <w:tc>
           <w:tcPr>
-            <w:cnfStyle w:val="000000000000" w:firstRow="0" w:lastRow="0" w:firstColumn="0" w:lastColumn="0" w:oddVBand="0" w:evenVBand="0" w:oddHBand="0" w:evenHBand="0" w:firstRowFirstColumn="0" w:firstRowLastColumn="0" w:lastRowFirstColumn="0" w:lastRowLastColumn="0"/>
             <w:tcW w:w="8184" w:type="dxa"/>
             <w:gridSpan w:val="11"/>
             <w:shd w:val="clear" w:color="auto" w:fill="FFFFFF" w:themeFill="background1"/>
@@ -7257,8 +7022,7 @@
         </w:trPr>
         <w:tc>
           <w:tcPr>
-            <w:cnfStyle w:val="001000000000" w:firstRow="0" w:lastRow="0" w:firstColumn="1" w:lastColumn="0" w:oddVBand="0" w:evenVBand="0" w:oddHBand="0" w:evenHBand="0" w:firstRowFirstColumn="0" w:firstRowLastColumn="0" w:lastRowFirstColumn="0" w:lastRowLastColumn="0"/>
-            <w:tcW w:w="1970" w:type="dxa"/>
+            <w:tcW w:w="1969" w:type="dxa"/>
             <w:gridSpan w:val="2"/>
             <w:tcMar/>
           </w:tcPr>
@@ -7284,7 +7048,6 @@
         </w:tc>
         <w:tc>
           <w:tcPr>
-            <w:cnfStyle w:val="000000000000" w:firstRow="0" w:lastRow="0" w:firstColumn="0" w:lastColumn="0" w:oddVBand="0" w:evenVBand="0" w:oddHBand="0" w:evenHBand="0" w:firstRowFirstColumn="0" w:firstRowLastColumn="0" w:lastRowFirstColumn="0" w:lastRowLastColumn="0"/>
             <w:tcW w:w="8184" w:type="dxa"/>
             <w:gridSpan w:val="11"/>
             <w:shd w:val="clear" w:color="auto" w:fill="FFFFFF" w:themeFill="background1"/>
@@ -7319,8 +7082,7 @@
         </w:trPr>
         <w:tc>
           <w:tcPr>
-            <w:cnfStyle w:val="001000000000" w:firstRow="0" w:lastRow="0" w:firstColumn="1" w:lastColumn="0" w:oddVBand="0" w:evenVBand="0" w:oddHBand="0" w:evenHBand="0" w:firstRowFirstColumn="0" w:firstRowLastColumn="0" w:lastRowFirstColumn="0" w:lastRowLastColumn="0"/>
-            <w:tcW w:w="1970" w:type="dxa"/>
+            <w:tcW w:w="1969" w:type="dxa"/>
             <w:gridSpan w:val="2"/>
             <w:tcMar/>
           </w:tcPr>
@@ -7342,7 +7104,6 @@
         </w:tc>
         <w:tc>
           <w:tcPr>
-            <w:cnfStyle w:val="000000000000" w:firstRow="0" w:lastRow="0" w:firstColumn="0" w:lastColumn="0" w:oddVBand="0" w:evenVBand="0" w:oddHBand="0" w:evenHBand="0" w:firstRowFirstColumn="0" w:firstRowLastColumn="0" w:lastRowFirstColumn="0" w:lastRowLastColumn="0"/>
             <w:tcW w:w="8184" w:type="dxa"/>
             <w:gridSpan w:val="11"/>
             <w:shd w:val="clear" w:color="auto" w:fill="FFFFFF" w:themeFill="background1"/>
@@ -7376,8 +7137,7 @@
         </w:trPr>
         <w:tc>
           <w:tcPr>
-            <w:cnfStyle w:val="001000000000" w:firstRow="0" w:lastRow="0" w:firstColumn="1" w:lastColumn="0" w:oddVBand="0" w:evenVBand="0" w:oddHBand="0" w:evenHBand="0" w:firstRowFirstColumn="0" w:firstRowLastColumn="0" w:lastRowFirstColumn="0" w:lastRowLastColumn="0"/>
-            <w:tcW w:w="1970" w:type="dxa"/>
+            <w:tcW w:w="1969" w:type="dxa"/>
             <w:gridSpan w:val="2"/>
             <w:tcMar/>
           </w:tcPr>
@@ -7401,7 +7161,6 @@
         </w:tc>
         <w:tc>
           <w:tcPr>
-            <w:cnfStyle w:val="000000000000" w:firstRow="0" w:lastRow="0" w:firstColumn="0" w:lastColumn="0" w:oddVBand="0" w:evenVBand="0" w:oddHBand="0" w:evenHBand="0" w:firstRowFirstColumn="0" w:firstRowLastColumn="0" w:lastRowFirstColumn="0" w:lastRowLastColumn="0"/>
             <w:tcW w:w="6877" w:type="dxa"/>
             <w:gridSpan w:val="5"/>
             <w:tcBorders>
@@ -7433,7 +7192,6 @@
         </w:tc>
         <w:tc>
           <w:tcPr>
-            <w:cnfStyle w:val="000000000000" w:firstRow="0" w:lastRow="0" w:firstColumn="0" w:lastColumn="0" w:oddVBand="0" w:evenVBand="0" w:oddHBand="0" w:evenHBand="0" w:firstRowFirstColumn="0" w:firstRowLastColumn="0" w:lastRowFirstColumn="0" w:lastRowLastColumn="0"/>
             <w:tcW w:w="1307" w:type="dxa"/>
             <w:gridSpan w:val="6"/>
             <w:tcBorders>
@@ -7471,8 +7229,7 @@
         </w:trPr>
         <w:tc>
           <w:tcPr>
-            <w:cnfStyle w:val="001000000000" w:firstRow="0" w:lastRow="0" w:firstColumn="1" w:lastColumn="0" w:oddVBand="0" w:evenVBand="0" w:oddHBand="0" w:evenHBand="0" w:firstRowFirstColumn="0" w:firstRowLastColumn="0" w:lastRowFirstColumn="0" w:lastRowLastColumn="0"/>
-            <w:tcW w:w="1970" w:type="dxa"/>
+            <w:tcW w:w="1969" w:type="dxa"/>
             <w:gridSpan w:val="2"/>
             <w:tcMar/>
           </w:tcPr>
@@ -7496,7 +7253,6 @@
         </w:tc>
         <w:tc>
           <w:tcPr>
-            <w:cnfStyle w:val="000000000000" w:firstRow="0" w:lastRow="0" w:firstColumn="0" w:lastColumn="0" w:oddVBand="0" w:evenVBand="0" w:oddHBand="0" w:evenHBand="0" w:firstRowFirstColumn="0" w:firstRowLastColumn="0" w:lastRowFirstColumn="0" w:lastRowLastColumn="0"/>
             <w:tcW w:w="6877" w:type="dxa"/>
             <w:gridSpan w:val="5"/>
             <w:tcBorders>
@@ -7528,7 +7284,6 @@
         </w:tc>
         <w:tc>
           <w:tcPr>
-            <w:cnfStyle w:val="000000000000" w:firstRow="0" w:lastRow="0" w:firstColumn="0" w:lastColumn="0" w:oddVBand="0" w:evenVBand="0" w:oddHBand="0" w:evenHBand="0" w:firstRowFirstColumn="0" w:firstRowLastColumn="0" w:lastRowFirstColumn="0" w:lastRowLastColumn="0"/>
             <w:tcW w:w="1307" w:type="dxa"/>
             <w:gridSpan w:val="6"/>
             <w:tcBorders>
@@ -7556,8 +7311,7 @@
         </w:trPr>
         <w:tc>
           <w:tcPr>
-            <w:cnfStyle w:val="001000000000" w:firstRow="0" w:lastRow="0" w:firstColumn="1" w:lastColumn="0" w:oddVBand="0" w:evenVBand="0" w:oddHBand="0" w:evenHBand="0" w:firstRowFirstColumn="0" w:firstRowLastColumn="0" w:lastRowFirstColumn="0" w:lastRowLastColumn="0"/>
-            <w:tcW w:w="1970" w:type="dxa"/>
+            <w:tcW w:w="1969" w:type="dxa"/>
             <w:gridSpan w:val="2"/>
             <w:tcMar/>
           </w:tcPr>
@@ -7583,7 +7337,6 @@
         </w:tc>
         <w:tc>
           <w:tcPr>
-            <w:cnfStyle w:val="000000000000" w:firstRow="0" w:lastRow="0" w:firstColumn="0" w:lastColumn="0" w:oddVBand="0" w:evenVBand="0" w:oddHBand="0" w:evenHBand="0" w:firstRowFirstColumn="0" w:firstRowLastColumn="0" w:lastRowFirstColumn="0" w:lastRowLastColumn="0"/>
             <w:tcW w:w="8184" w:type="dxa"/>
             <w:gridSpan w:val="11"/>
             <w:shd w:val="clear" w:color="auto" w:fill="FFFFFF" w:themeFill="background1"/>
@@ -7618,8 +7371,7 @@
         </w:trPr>
         <w:tc>
           <w:tcPr>
-            <w:cnfStyle w:val="001000000000" w:firstRow="0" w:lastRow="0" w:firstColumn="1" w:lastColumn="0" w:oddVBand="0" w:evenVBand="0" w:oddHBand="0" w:evenHBand="0" w:firstRowFirstColumn="0" w:firstRowLastColumn="0" w:lastRowFirstColumn="0" w:lastRowLastColumn="0"/>
-            <w:tcW w:w="1970" w:type="dxa"/>
+            <w:tcW w:w="1969" w:type="dxa"/>
             <w:gridSpan w:val="2"/>
             <w:tcMar/>
           </w:tcPr>
@@ -7645,7 +7397,6 @@
         </w:tc>
         <w:tc>
           <w:tcPr>
-            <w:cnfStyle w:val="000000000000" w:firstRow="0" w:lastRow="0" w:firstColumn="0" w:lastColumn="0" w:oddVBand="0" w:evenVBand="0" w:oddHBand="0" w:evenHBand="0" w:firstRowFirstColumn="0" w:firstRowLastColumn="0" w:lastRowFirstColumn="0" w:lastRowLastColumn="0"/>
             <w:tcW w:w="8184" w:type="dxa"/>
             <w:gridSpan w:val="11"/>
             <w:shd w:val="clear" w:color="auto" w:fill="FFFFFF" w:themeFill="background1"/>
@@ -7679,8 +7430,7 @@
         </w:trPr>
         <w:tc>
           <w:tcPr>
-            <w:cnfStyle w:val="001000000000" w:firstRow="0" w:lastRow="0" w:firstColumn="1" w:lastColumn="0" w:oddVBand="0" w:evenVBand="0" w:oddHBand="0" w:evenHBand="0" w:firstRowFirstColumn="0" w:firstRowLastColumn="0" w:lastRowFirstColumn="0" w:lastRowLastColumn="0"/>
-            <w:tcW w:w="1970" w:type="dxa"/>
+            <w:tcW w:w="1969" w:type="dxa"/>
             <w:gridSpan w:val="2"/>
             <w:tcMar/>
           </w:tcPr>
@@ -7702,7 +7452,6 @@
         </w:tc>
         <w:tc>
           <w:tcPr>
-            <w:cnfStyle w:val="000000000000" w:firstRow="0" w:lastRow="0" w:firstColumn="0" w:lastColumn="0" w:oddVBand="0" w:evenVBand="0" w:oddHBand="0" w:evenHBand="0" w:firstRowFirstColumn="0" w:firstRowLastColumn="0" w:lastRowFirstColumn="0" w:lastRowLastColumn="0"/>
             <w:tcW w:w="6987" w:type="dxa"/>
             <w:gridSpan w:val="6"/>
             <w:tcBorders>
@@ -7754,7 +7503,6 @@
         </w:tc>
         <w:tc>
           <w:tcPr>
-            <w:cnfStyle w:val="000000000000" w:firstRow="0" w:lastRow="0" w:firstColumn="0" w:lastColumn="0" w:oddVBand="0" w:evenVBand="0" w:oddHBand="0" w:evenHBand="0" w:firstRowFirstColumn="0" w:firstRowLastColumn="0" w:lastRowFirstColumn="0" w:lastRowLastColumn="0"/>
             <w:tcW w:w="1197" w:type="dxa"/>
             <w:gridSpan w:val="5"/>
             <w:tcBorders>
@@ -7783,8 +7531,7 @@
         </w:trPr>
         <w:tc>
           <w:tcPr>
-            <w:cnfStyle w:val="001000000000" w:firstRow="0" w:lastRow="0" w:firstColumn="1" w:lastColumn="0" w:oddVBand="0" w:evenVBand="0" w:oddHBand="0" w:evenHBand="0" w:firstRowFirstColumn="0" w:firstRowLastColumn="0" w:lastRowFirstColumn="0" w:lastRowLastColumn="0"/>
-            <w:tcW w:w="1970" w:type="dxa"/>
+            <w:tcW w:w="1969" w:type="dxa"/>
             <w:gridSpan w:val="2"/>
             <w:tcMar/>
           </w:tcPr>
@@ -7808,7 +7555,6 @@
         </w:tc>
         <w:tc>
           <w:tcPr>
-            <w:cnfStyle w:val="000000000000" w:firstRow="0" w:lastRow="0" w:firstColumn="0" w:lastColumn="0" w:oddVBand="0" w:evenVBand="0" w:oddHBand="0" w:evenHBand="0" w:firstRowFirstColumn="0" w:firstRowLastColumn="0" w:lastRowFirstColumn="0" w:lastRowLastColumn="0"/>
             <w:tcW w:w="6987" w:type="dxa"/>
             <w:gridSpan w:val="6"/>
             <w:tcBorders>
@@ -7840,7 +7586,6 @@
         </w:tc>
         <w:tc>
           <w:tcPr>
-            <w:cnfStyle w:val="000000000000" w:firstRow="0" w:lastRow="0" w:firstColumn="0" w:lastColumn="0" w:oddVBand="0" w:evenVBand="0" w:oddHBand="0" w:evenHBand="0" w:firstRowFirstColumn="0" w:firstRowLastColumn="0" w:lastRowFirstColumn="0" w:lastRowLastColumn="0"/>
             <w:tcW w:w="1197" w:type="dxa"/>
             <w:gridSpan w:val="5"/>
             <w:tcBorders>
@@ -7868,8 +7613,7 @@
         </w:trPr>
         <w:tc>
           <w:tcPr>
-            <w:cnfStyle w:val="001000000000" w:firstRow="0" w:lastRow="0" w:firstColumn="1" w:lastColumn="0" w:oddVBand="0" w:evenVBand="0" w:oddHBand="0" w:evenHBand="0" w:firstRowFirstColumn="0" w:firstRowLastColumn="0" w:lastRowFirstColumn="0" w:lastRowLastColumn="0"/>
-            <w:tcW w:w="1970" w:type="dxa"/>
+            <w:tcW w:w="1969" w:type="dxa"/>
             <w:gridSpan w:val="2"/>
             <w:tcMar/>
           </w:tcPr>
@@ -7893,7 +7637,6 @@
         </w:tc>
         <w:tc>
           <w:tcPr>
-            <w:cnfStyle w:val="000000000000" w:firstRow="0" w:lastRow="0" w:firstColumn="0" w:lastColumn="0" w:oddVBand="0" w:evenVBand="0" w:oddHBand="0" w:evenHBand="0" w:firstRowFirstColumn="0" w:firstRowLastColumn="0" w:lastRowFirstColumn="0" w:lastRowLastColumn="0"/>
             <w:tcW w:w="6987" w:type="dxa"/>
             <w:gridSpan w:val="6"/>
             <w:tcBorders>
@@ -7925,7 +7668,6 @@
         </w:tc>
         <w:tc>
           <w:tcPr>
-            <w:cnfStyle w:val="000000000000" w:firstRow="0" w:lastRow="0" w:firstColumn="0" w:lastColumn="0" w:oddVBand="0" w:evenVBand="0" w:oddHBand="0" w:evenHBand="0" w:firstRowFirstColumn="0" w:firstRowLastColumn="0" w:lastRowFirstColumn="0" w:lastRowLastColumn="0"/>
             <w:tcW w:w="1197" w:type="dxa"/>
             <w:gridSpan w:val="5"/>
             <w:tcBorders>
@@ -7959,8 +7701,7 @@
         </w:trPr>
         <w:tc>
           <w:tcPr>
-            <w:cnfStyle w:val="001000000000" w:firstRow="0" w:lastRow="0" w:firstColumn="1" w:lastColumn="0" w:oddVBand="0" w:evenVBand="0" w:oddHBand="0" w:evenHBand="0" w:firstRowFirstColumn="0" w:firstRowLastColumn="0" w:lastRowFirstColumn="0" w:lastRowLastColumn="0"/>
-            <w:tcW w:w="1970" w:type="dxa"/>
+            <w:tcW w:w="1969" w:type="dxa"/>
             <w:gridSpan w:val="2"/>
             <w:tcMar/>
           </w:tcPr>
@@ -7986,7 +7727,6 @@
         </w:tc>
         <w:tc>
           <w:tcPr>
-            <w:cnfStyle w:val="000000000000" w:firstRow="0" w:lastRow="0" w:firstColumn="0" w:lastColumn="0" w:oddVBand="0" w:evenVBand="0" w:oddHBand="0" w:evenHBand="0" w:firstRowFirstColumn="0" w:firstRowLastColumn="0" w:lastRowFirstColumn="0" w:lastRowLastColumn="0"/>
             <w:tcW w:w="8184" w:type="dxa"/>
             <w:gridSpan w:val="11"/>
             <w:shd w:val="clear" w:color="auto" w:fill="FFFFFF" w:themeFill="background1"/>
@@ -8020,8 +7760,7 @@
         </w:trPr>
         <w:tc>
           <w:tcPr>
-            <w:cnfStyle w:val="001000000000" w:firstRow="0" w:lastRow="0" w:firstColumn="1" w:lastColumn="0" w:oddVBand="0" w:evenVBand="0" w:oddHBand="0" w:evenHBand="0" w:firstRowFirstColumn="0" w:firstRowLastColumn="0" w:lastRowFirstColumn="0" w:lastRowLastColumn="0"/>
-            <w:tcW w:w="1970" w:type="dxa"/>
+            <w:tcW w:w="1969" w:type="dxa"/>
             <w:gridSpan w:val="2"/>
             <w:tcMar/>
           </w:tcPr>
@@ -8047,7 +7786,6 @@
         </w:tc>
         <w:tc>
           <w:tcPr>
-            <w:cnfStyle w:val="000000000000" w:firstRow="0" w:lastRow="0" w:firstColumn="0" w:lastColumn="0" w:oddVBand="0" w:evenVBand="0" w:oddHBand="0" w:evenHBand="0" w:firstRowFirstColumn="0" w:firstRowLastColumn="0" w:lastRowFirstColumn="0" w:lastRowLastColumn="0"/>
             <w:tcW w:w="8184" w:type="dxa"/>
             <w:gridSpan w:val="11"/>
             <w:shd w:val="clear" w:color="auto" w:fill="FFFFFF" w:themeFill="background1"/>
@@ -8082,8 +7820,7 @@
         </w:trPr>
         <w:tc>
           <w:tcPr>
-            <w:cnfStyle w:val="001000000000" w:firstRow="0" w:lastRow="0" w:firstColumn="1" w:lastColumn="0" w:oddVBand="0" w:evenVBand="0" w:oddHBand="0" w:evenHBand="0" w:firstRowFirstColumn="0" w:firstRowLastColumn="0" w:lastRowFirstColumn="0" w:lastRowLastColumn="0"/>
-            <w:tcW w:w="10154" w:type="dxa"/>
+            <w:tcW w:w="10153" w:type="dxa"/>
             <w:gridSpan w:val="13"/>
             <w:shd w:val="clear" w:color="auto" w:fill="FFD966"/>
             <w:tcMar/>
@@ -8113,8 +7850,7 @@
         </w:trPr>
         <w:tc>
           <w:tcPr>
-            <w:cnfStyle w:val="001000000000" w:firstRow="0" w:lastRow="0" w:firstColumn="1" w:lastColumn="0" w:oddVBand="0" w:evenVBand="0" w:oddHBand="0" w:evenHBand="0" w:firstRowFirstColumn="0" w:firstRowLastColumn="0" w:lastRowFirstColumn="0" w:lastRowLastColumn="0"/>
-            <w:tcW w:w="1970" w:type="dxa"/>
+            <w:tcW w:w="1969" w:type="dxa"/>
             <w:gridSpan w:val="2"/>
             <w:tcMar/>
           </w:tcPr>
@@ -8137,7 +7873,6 @@
         </w:tc>
         <w:tc>
           <w:tcPr>
-            <w:cnfStyle w:val="000000000000" w:firstRow="0" w:lastRow="0" w:firstColumn="0" w:lastColumn="0" w:oddVBand="0" w:evenVBand="0" w:oddHBand="0" w:evenHBand="0" w:firstRowFirstColumn="0" w:firstRowLastColumn="0" w:lastRowFirstColumn="0" w:lastRowLastColumn="0"/>
             <w:tcW w:w="8184" w:type="dxa"/>
             <w:gridSpan w:val="11"/>
             <w:shd w:val="clear" w:color="auto" w:fill="auto"/>
@@ -8204,8 +7939,7 @@
         </w:trPr>
         <w:tc>
           <w:tcPr>
-            <w:cnfStyle w:val="001000000000" w:firstRow="0" w:lastRow="0" w:firstColumn="1" w:lastColumn="0" w:oddVBand="0" w:evenVBand="0" w:oddHBand="0" w:evenHBand="0" w:firstRowFirstColumn="0" w:firstRowLastColumn="0" w:lastRowFirstColumn="0" w:lastRowLastColumn="0"/>
-            <w:tcW w:w="1970" w:type="dxa"/>
+            <w:tcW w:w="1969" w:type="dxa"/>
             <w:gridSpan w:val="2"/>
             <w:tcMar/>
           </w:tcPr>
@@ -8228,7 +7962,6 @@
         </w:tc>
         <w:tc>
           <w:tcPr>
-            <w:cnfStyle w:val="000000000000" w:firstRow="0" w:lastRow="0" w:firstColumn="0" w:lastColumn="0" w:oddVBand="0" w:evenVBand="0" w:oddHBand="0" w:evenHBand="0" w:firstRowFirstColumn="0" w:firstRowLastColumn="0" w:lastRowFirstColumn="0" w:lastRowLastColumn="0"/>
             <w:tcW w:w="8184" w:type="dxa"/>
             <w:gridSpan w:val="11"/>
             <w:shd w:val="clear" w:color="auto" w:fill="auto"/>
